--- a/zht/docx/218.content.docx
+++ b/zht/docx/218.content.docx
@@ -149,7 +149,7 @@
         <w:rPr>
           <w:lang w:val="zh_TW" w:bidi="zh_TW"/>
         </w:rPr>
-        <w:t>zhu</w:t>
+        <w:t>zhong</w:t>
       </w:r>
       <w:r>
         <w:rPr>
@@ -212,23 +212,12 @@
         <w:rPr>
           <w:lang w:val="zh_TW" w:bidi="zh_TW"/>
         </w:rPr>
-        <w:t>諸水</w:t>
-      </w:r>
-      <w:r>
-        <w:rPr>
-          <w:lang w:val="zh_TW" w:bidi="zh_TW"/>
-        </w:rPr>
-      </w:r>
-    </w:p>
-    <w:p>
-      <w:pPr>
-        <w:pStyle w:val="Heading2"/>
-      </w:pPr>
-      <w:r>
-        <w:rPr>
-          <w:lang w:val="zh_TW" w:bidi="zh_TW"/>
-        </w:rPr>
-        <w:t>混亂之水（譯註：和合本譯為「諸水」）</w:t>
+        <w:t>中間狀態</w:t>
+      </w:r>
+      <w:r>
+        <w:rPr>
+          <w:lang w:val="zh_TW" w:bidi="zh_TW"/>
+        </w:rPr>
       </w:r>
     </w:p>
     <w:p>
@@ -242,19 +231,7 @@
         <w:rPr>
           <w:lang w:val="zh_TW" w:bidi="zh_TW"/>
         </w:rPr>
-        <w:t>在古代思想中，水被分為兩半。世界位於「水面上」和「水面下」之間，水面下又稱為「淵</w:t>
-      </w:r>
-      <w:r>
-        <w:rPr>
-          <w:lang w:val="zh_TW" w:bidi="zh_TW"/>
-        </w:rPr>
-        <w:t>面</w:t>
-      </w:r>
-      <w:r>
-        <w:rPr>
-          <w:lang w:val="zh_TW" w:bidi="zh_TW"/>
-        </w:rPr>
-        <w:t>」（</w:t>
+        <w:t>這是人死後、最終復活之前的那段狀態。換句話說，一個人在死後但還未復活之前會發生什麼事？這方面的教導在新約聖經中比在舊約聖經中更為清楚。不過，若認為舊約聖經完全沒有提及這個問題，那是錯誤的（例如，</w:t>
       </w:r>
       <w:hyperlink r:id="rId13">
         <w:r>
@@ -265,7 +242,7 @@
             <w:color w:val="0000EE"/>
             <w:u w:val="single"/>
           </w:rPr>
-          <w:t>創1:1–2、6–7</w:t>
+          <w:t>伯19:25</w:t>
         </w:r>
       </w:hyperlink>
       <w:r>
@@ -274,15 +251,16 @@
         </w:rPr>
         <w:t>）。</w:t>
       </w:r>
-      <w:r>
-        <w:rPr>
-          <w:lang w:val="zh_TW" w:bidi="zh_TW"/>
-        </w:rPr>
-      </w:r>
-      <w:r>
-        <w:rPr>
-          <w:lang w:val="zh_TW" w:bidi="zh_TW"/>
-        </w:rPr>
+    </w:p>
+    <w:p>
+      <w:pPr>
+        <w:pStyle w:val="Heading3"/>
+      </w:pPr>
+      <w:r>
+        <w:rPr>
+          <w:lang w:val="zh_TW" w:bidi="zh_TW"/>
+        </w:rPr>
+        <w:t>聖經對中間狀態的教導是甚麼？</w:t>
       </w:r>
     </w:p>
     <w:p>
@@ -292,21 +270,83 @@
           <w:lang w:val="zh_TW" w:bidi="zh_TW"/>
         </w:rPr>
       </w:r>
-    </w:p>
-    <w:p>
-      <w:pPr>
-        <w:pStyle w:val="Heading2"/>
-      </w:pPr>
-      <w:r>
-        <w:rPr>
-          <w:lang w:val="zh_TW" w:bidi="zh_TW"/>
-        </w:rPr>
-        <w:t>主餐（聖餐）</w:t>
-      </w:r>
-      <w:r>
-        <w:rPr>
-          <w:lang w:val="zh_TW" w:bidi="zh_TW"/>
-        </w:rPr>
+      <w:r>
+        <w:rPr>
+          <w:lang w:val="zh_TW" w:bidi="zh_TW"/>
+        </w:rPr>
+        <w:t>根據耶穌基督在</w:t>
+      </w:r>
+      <w:hyperlink r:id="rId14">
+        <w:r>
+          <w:rPr>
+            <w:lang w:val="zh_TW" w:bidi="zh_TW"/>
+          </w:rPr>
+          <w:rPr>
+            <w:color w:val="0000EE"/>
+            <w:u w:val="single"/>
+          </w:rPr>
+          <w:t>馬太福音二十二章32節</w:t>
+        </w:r>
+      </w:hyperlink>
+      <w:r>
+        <w:rPr>
+          <w:lang w:val="zh_TW" w:bidi="zh_TW"/>
+        </w:rPr>
+        <w:t>的教導，如</w:t>
+      </w:r>
+      <w:hyperlink r:id="rId15">
+        <w:r>
+          <w:rPr>
+            <w:lang w:val="zh_TW" w:bidi="zh_TW"/>
+          </w:rPr>
+          <w:rPr>
+            <w:color w:val="0000EE"/>
+            <w:u w:val="single"/>
+          </w:rPr>
+          <w:t>出埃及記三章6節</w:t>
+        </w:r>
+      </w:hyperlink>
+      <w:r>
+        <w:rPr>
+          <w:lang w:val="zh_TW" w:bidi="zh_TW"/>
+        </w:rPr>
+        <w:t>這樣的經文提供了「中間狀態」存在的線索。即使在新約聖經中，有關中間狀態的說明也並不十分明確，只能從關於人（尤其是信徒）肉身死亡與復活的教導中，間接得知。這是基督自己在</w:t>
+      </w:r>
+      <w:hyperlink r:id="rId16">
+        <w:r>
+          <w:rPr>
+            <w:lang w:val="zh_TW" w:bidi="zh_TW"/>
+          </w:rPr>
+          <w:rPr>
+            <w:color w:val="0000EE"/>
+            <w:u w:val="single"/>
+          </w:rPr>
+          <w:t>馬太福音二十二章30至32節</w:t>
+        </w:r>
+      </w:hyperlink>
+      <w:r>
+        <w:rPr>
+          <w:lang w:val="zh_TW" w:bidi="zh_TW"/>
+        </w:rPr>
+        <w:t>中所教導的。使徒（特別是保羅）也同樣教導了這一點，如他在</w:t>
+      </w:r>
+      <w:hyperlink r:id="rId17">
+        <w:r>
+          <w:rPr>
+            <w:lang w:val="zh_TW" w:bidi="zh_TW"/>
+          </w:rPr>
+          <w:rPr>
+            <w:color w:val="0000EE"/>
+            <w:u w:val="single"/>
+          </w:rPr>
+          <w:t>哥林多前書十五章</w:t>
+        </w:r>
+      </w:hyperlink>
+      <w:r>
+        <w:rPr>
+          <w:lang w:val="zh_TW" w:bidi="zh_TW"/>
+        </w:rPr>
+        <w:t>所述。</w:t>
       </w:r>
     </w:p>
     <w:p>
@@ -320,9 +360,9 @@
         <w:rPr>
           <w:lang w:val="zh_TW" w:bidi="zh_TW"/>
         </w:rPr>
-        <w:t>耶穌在被逮捕、受審和死亡的幾個小時前，與祂的門徒分享的晚餐（因此常被稱為「最後的晚餐」）；基督徒稱之為主餐，是一個有餅和酒的儀式（</w:t>
-      </w:r>
-      <w:hyperlink r:id="rId14">
+        <w:t>此外，聖經教導人是由靈魂與身體組成的一個整體，而不是靈魂偶然有了身體（</w:t>
+      </w:r>
+      <w:hyperlink r:id="rId18">
         <w:r>
           <w:rPr>
             <w:lang w:val="zh_TW" w:bidi="zh_TW"/>
@@ -331,16 +371,38 @@
             <w:color w:val="0000EE"/>
             <w:u w:val="single"/>
           </w:rPr>
-          <w:t>林前11:20</w:t>
+          <w:t>創2:7</w:t>
         </w:r>
       </w:hyperlink>
       <w:r>
         <w:rPr>
           <w:lang w:val="zh_TW" w:bidi="zh_TW"/>
         </w:rPr>
-        <w:t>），又叫擘餅（</w:t>
-      </w:r>
-      <w:hyperlink r:id="rId15">
+        <w:t>）。這一點讓我們得以窺見人死後的情況。根據這些經文的啟示，可以得出關於中間狀態的兩個結論。</w:t>
+      </w:r>
+    </w:p>
+    <w:p>
+      <w:pPr>
+        <w:pStyle w:val="ListNumber"/>
+        <w:numPr>
+          <w:ilvl w:val="0"/>
+          <w:numId w:val="14"/>
+        </w:numPr>
+        <w:spacing w:line="240" w:lineRule="auto"/>
+        <w:ind w:left="720"/>
+      </w:pPr>
+      <w:r>
+        <w:rPr>
+          <w:lang w:val="zh_TW" w:bidi="zh_TW"/>
+        </w:rPr>
+      </w:r>
+      <w:r>
+        <w:rPr>
+          <w:lang w:val="zh_TW" w:bidi="zh_TW"/>
+        </w:rPr>
+        <w:t>肉身的死亡並不是一個人生命的完全終結。人在死後仍繼續存在，這不僅是活在後人的記憶中，而是以一個有別於他人的獨立個體繼續存在。對信徒而言，他們在死後能意識到神慈愛的同在（</w:t>
+      </w:r>
+      <w:hyperlink r:id="rId19">
         <w:r>
           <w:rPr>
             <w:lang w:val="zh_TW" w:bidi="zh_TW"/>
@@ -349,16 +411,34 @@
             <w:color w:val="0000EE"/>
             <w:u w:val="single"/>
           </w:rPr>
-          <w:t>徒2:42、46</w:t>
+          <w:t>腓1:23</w:t>
         </w:r>
       </w:hyperlink>
       <w:r>
         <w:rPr>
           <w:lang w:val="zh_TW" w:bidi="zh_TW"/>
         </w:rPr>
-        <w:t>，</w:t>
-      </w:r>
-      <w:hyperlink r:id="rId16">
+        <w:t>）。</w:t>
+      </w:r>
+    </w:p>
+    <w:p>
+      <w:pPr>
+        <w:pStyle w:val="ListNumber"/>
+        <w:spacing w:line="240" w:lineRule="auto"/>
+        <w:ind w:left="720"/>
+      </w:pPr>
+      <w:r>
+        <w:rPr>
+          <w:lang w:val="zh_TW" w:bidi="zh_TW"/>
+        </w:rPr>
+      </w:r>
+      <w:r>
+        <w:rPr>
+          <w:lang w:val="zh_TW" w:bidi="zh_TW"/>
+        </w:rPr>
+        <w:t>然而，這種存在並不是人原本被造時的樣式。這是一種不完全或非常態的狀態，因為擁有身體是人按神的形像被造的一個必要條件。人在經歷死亡之後，等待身體的復活。對基督徒而言，那時將經歷完全的救贖——在基督面前脫離罪惡，進入完全自由的狀態（</w:t>
+      </w:r>
+      <w:hyperlink r:id="rId20">
         <w:r>
           <w:rPr>
             <w:lang w:val="zh_TW" w:bidi="zh_TW"/>
@@ -367,86 +447,14 @@
             <w:color w:val="0000EE"/>
             <w:u w:val="single"/>
           </w:rPr>
-          <w:t>20:7</w:t>
+          <w:t>林前15:50–58</w:t>
         </w:r>
       </w:hyperlink>
       <w:r>
         <w:rPr>
           <w:lang w:val="zh_TW" w:bidi="zh_TW"/>
         </w:rPr>
-        <w:t>）、聖餐（來自於</w:t>
-      </w:r>
-      <w:hyperlink r:id="rId17">
-        <w:r>
-          <w:rPr>
-            <w:lang w:val="zh_TW" w:bidi="zh_TW"/>
-          </w:rPr>
-          <w:rPr>
-            <w:color w:val="0000EE"/>
-            <w:u w:val="single"/>
-          </w:rPr>
-          <w:t>林前10:16</w:t>
-        </w:r>
-      </w:hyperlink>
-      <w:r>
-        <w:rPr>
-          <w:lang w:val="zh_TW" w:bidi="zh_TW"/>
-        </w:rPr>
-        <w:t>的表達）、感恩（希臘文中「感恩」的詞，見</w:t>
-      </w:r>
-      <w:hyperlink r:id="rId18">
-        <w:r>
-          <w:rPr>
-            <w:lang w:val="zh_TW" w:bidi="zh_TW"/>
-          </w:rPr>
-          <w:rPr>
-            <w:color w:val="0000EE"/>
-            <w:u w:val="single"/>
-          </w:rPr>
-          <w:t>可14:23</w:t>
-        </w:r>
-      </w:hyperlink>
-      <w:r>
-        <w:rPr>
-          <w:lang w:val="zh_TW" w:bidi="zh_TW"/>
-        </w:rPr>
-        <w:t>）或崇拜。使徒保羅談到他從主所「領受的」晚餐是設立「在他被賣的那一夜」。像路加一樣，保羅給予他的門徒從主來的命令：「你們要如此行，為的是記念我」（</w:t>
-      </w:r>
-      <w:hyperlink r:id="rId19">
-        <w:r>
-          <w:rPr>
-            <w:lang w:val="zh_TW" w:bidi="zh_TW"/>
-          </w:rPr>
-          <w:rPr>
-            <w:color w:val="0000EE"/>
-            <w:u w:val="single"/>
-          </w:rPr>
-          <w:t>林前11:24–25</w:t>
-        </w:r>
-      </w:hyperlink>
-      <w:r>
-        <w:rPr>
-          <w:lang w:val="zh_TW" w:bidi="zh_TW"/>
-        </w:rPr>
-        <w:t>）。根據</w:t>
-      </w:r>
-      <w:hyperlink r:id="rId20">
-        <w:r>
-          <w:rPr>
-            <w:lang w:val="zh_TW" w:bidi="zh_TW"/>
-          </w:rPr>
-          <w:rPr>
-            <w:color w:val="0000EE"/>
-            <w:u w:val="single"/>
-          </w:rPr>
-          <w:t>使徒行傳第二章</w:t>
-        </w:r>
-      </w:hyperlink>
-      <w:r>
-        <w:rPr>
-          <w:lang w:val="zh_TW" w:bidi="zh_TW"/>
-        </w:rPr>
-        <w:t>，早期基督徒從教會一開始就定期聚會進行「擘餅」。</w:t>
+        <w:t>）。</w:t>
       </w:r>
     </w:p>
     <w:p>
@@ -460,7 +468,36 @@
         <w:rPr>
           <w:lang w:val="zh_TW" w:bidi="zh_TW"/>
         </w:rPr>
-        <w:t>概述</w:t>
+        <w:t>聖經對非基督徒在中間狀態中的情形說得較不清楚。其中包括一段難解的經文，就是</w:t>
+      </w:r>
+      <w:hyperlink r:id="rId21">
+        <w:r>
+          <w:rPr>
+            <w:lang w:val="zh_TW" w:bidi="zh_TW"/>
+          </w:rPr>
+          <w:rPr>
+            <w:color w:val="0000EE"/>
+            <w:u w:val="single"/>
+          </w:rPr>
+          <w:t>彼得前書三章19至20節</w:t>
+        </w:r>
+      </w:hyperlink>
+      <w:r>
+        <w:rPr>
+          <w:lang w:val="zh_TW" w:bidi="zh_TW"/>
+        </w:rPr>
+        <w:t>所提到基督向「監獄裡的靈」傳道的事。</w:t>
+      </w:r>
+    </w:p>
+    <w:p>
+      <w:pPr>
+        <w:pStyle w:val="Heading3"/>
+      </w:pPr>
+      <w:r>
+        <w:rPr>
+          <w:lang w:val="zh_TW" w:bidi="zh_TW"/>
+        </w:rPr>
+        <w:t>中間狀態是怎樣的？</w:t>
       </w:r>
     </w:p>
     <w:p>
@@ -474,7 +511,43 @@
         <w:rPr>
           <w:lang w:val="zh_TW" w:bidi="zh_TW"/>
         </w:rPr>
-        <w:t>• 主餐設立的記載</w:t>
+        <w:t>聖經對中間狀態中的生命狀況所揭示的內容十分有限。保羅在</w:t>
+      </w:r>
+      <w:hyperlink r:id="rId19">
+        <w:r>
+          <w:rPr>
+            <w:lang w:val="zh_TW" w:bidi="zh_TW"/>
+          </w:rPr>
+          <w:rPr>
+            <w:color w:val="0000EE"/>
+            <w:u w:val="single"/>
+          </w:rPr>
+          <w:t>腓立比書一章23節</w:t>
+        </w:r>
+      </w:hyperlink>
+      <w:r>
+        <w:rPr>
+          <w:lang w:val="zh_TW" w:bidi="zh_TW"/>
+        </w:rPr>
+        <w:t>提到，他離世以後要「與基督同在，因為這是好得無比的」，但他並沒有提供具體細節。至於掃羅與「隱‧多珥的交鬼婦人」（「交鬼婦人」是指與靈界溝通的人。）的事件（</w:t>
+      </w:r>
+      <w:hyperlink r:id="rId22">
+        <w:r>
+          <w:rPr>
+            <w:lang w:val="zh_TW" w:bidi="zh_TW"/>
+          </w:rPr>
+          <w:rPr>
+            <w:color w:val="0000EE"/>
+            <w:u w:val="single"/>
+          </w:rPr>
+          <w:t>撒上28:7</w:t>
+        </w:r>
+      </w:hyperlink>
+      <w:r>
+        <w:rPr>
+          <w:lang w:val="zh_TW" w:bidi="zh_TW"/>
+        </w:rPr>
+        <w:t>），也不宜用來推斷中間狀態的情形，因為對於這段經文的解釋存在許多不同看法。</w:t>
       </w:r>
     </w:p>
     <w:p>
@@ -488,7 +561,54 @@
         <w:rPr>
           <w:lang w:val="zh_TW" w:bidi="zh_TW"/>
         </w:rPr>
-        <w:t>• 設立的時間</w:t>
+        <w:t>基督在</w:t>
+      </w:r>
+      <w:hyperlink r:id="rId23">
+        <w:r>
+          <w:rPr>
+            <w:lang w:val="zh_TW" w:bidi="zh_TW"/>
+          </w:rPr>
+          <w:rPr>
+            <w:color w:val="0000EE"/>
+            <w:u w:val="single"/>
+          </w:rPr>
+          <w:t>路加福音十六章19至31節</w:t>
+        </w:r>
+      </w:hyperlink>
+      <w:r>
+        <w:rPr>
+          <w:lang w:val="zh_TW" w:bidi="zh_TW"/>
+        </w:rPr>
+        <w:t>中所說「財主與拉撒路」的比喻，同樣難以直接用來描繪中間狀態，因為那是一個具有象徵性的比喻。其主要目的是教導人今生對永恆結局的重要性，因此必須謹慎看待。或許我們所能確定的只是：死在基督裡的人「立即與神同在」，他們在祂慈愛的同在中得享安息，直到復活之日；而未得救的人則處於沒有平安的狀態，等待復活受審判（</w:t>
+      </w:r>
+      <w:hyperlink r:id="rId24">
+        <w:r>
+          <w:rPr>
+            <w:lang w:val="zh_TW" w:bidi="zh_TW"/>
+          </w:rPr>
+          <w:rPr>
+            <w:color w:val="0000EE"/>
+            <w:u w:val="single"/>
+          </w:rPr>
+          <w:t>約5:29</w:t>
+        </w:r>
+      </w:hyperlink>
+      <w:r>
+        <w:rPr>
+          <w:lang w:val="zh_TW" w:bidi="zh_TW"/>
+        </w:rPr>
+        <w:t>）。</w:t>
+      </w:r>
+    </w:p>
+    <w:p>
+      <w:pPr>
+        <w:pStyle w:val="Heading3"/>
+      </w:pPr>
+      <w:r>
+        <w:rPr>
+          <w:lang w:val="zh_TW" w:bidi="zh_TW"/>
+        </w:rPr>
+        <w:t>基督教思想中的中間狀態</w:t>
       </w:r>
     </w:p>
     <w:p>
@@ -502,7 +622,79 @@
         <w:rPr>
           <w:lang w:val="zh_TW" w:bidi="zh_TW"/>
         </w:rPr>
-        <w:t>• 設立的經文和行動</w:t>
+        <w:t>歷世歷代以來，基督徒為了更清楚地理解聖經對人死後至最後審判之間這段時間的教導，主要提出了三種觀點：</w:t>
+      </w:r>
+    </w:p>
+    <w:p>
+      <w:pPr>
+        <w:pStyle w:val="ListNumber"/>
+        <w:numPr>
+          <w:ilvl w:val="0"/>
+          <w:numId w:val="15"/>
+        </w:numPr>
+        <w:spacing w:line="240" w:lineRule="auto"/>
+        <w:ind w:left="720"/>
+      </w:pPr>
+      <w:r>
+        <w:rPr>
+          <w:lang w:val="zh_TW" w:bidi="zh_TW"/>
+        </w:rPr>
+      </w:r>
+      <w:r>
+        <w:rPr>
+          <w:lang w:val="zh_TW" w:bidi="zh_TW"/>
+        </w:rPr>
+        <w:t>希臘哲學家（特別是柏拉圖〔Plato〕）曾深刻影響部分基督徒對信仰的理解。這種影響在基督教歷史中多次出現。柏拉圖的思想把物質的身體（視為邪惡）與靈魂（視為良善）區分開來。</w:t>
+        <w:br/>
+      </w:r>
+      <w:r>
+        <w:rPr>
+          <w:lang w:val="zh_TW" w:bidi="zh_TW"/>
+        </w:rPr>
+        <w:t>在聖經中，保羅也教導了關於「肉體〔即身體〕」與「靈」之間的差別，但有些人誤解了保羅的意思，過分強調靈魂的重要，卻忽略了身體的價值。</w:t>
+        <w:br/>
+      </w:r>
+      <w:r>
+        <w:rPr>
+          <w:lang w:val="zh_TW" w:bidi="zh_TW"/>
+        </w:rPr>
+        <w:t>這種誤解導致兩個問題：</w:t>
+      </w:r>
+    </w:p>
+    <w:p>
+      <w:pPr>
+        <w:pStyle w:val="ListNumber"/>
+        <w:spacing w:line="240" w:lineRule="auto"/>
+        <w:ind w:left="1440"/>
+      </w:pPr>
+      <w:r>
+        <w:rPr>
+          <w:lang w:val="zh_TW" w:bidi="zh_TW"/>
+        </w:rPr>
+      </w:r>
+      <w:r>
+        <w:rPr>
+          <w:lang w:val="zh_TW" w:bidi="zh_TW"/>
+        </w:rPr>
+        <w:t>人們開始忽視聖經關於神要使死人復活的教導。</w:t>
+      </w:r>
+    </w:p>
+    <w:p>
+      <w:pPr>
+        <w:pStyle w:val="ListNumber"/>
+        <w:spacing w:line="240" w:lineRule="auto"/>
+        <w:ind w:left="1440"/>
+      </w:pPr>
+      <w:r>
+        <w:rPr>
+          <w:lang w:val="zh_TW" w:bidi="zh_TW"/>
+        </w:rPr>
+      </w:r>
+      <w:r>
+        <w:rPr>
+          <w:lang w:val="zh_TW" w:bidi="zh_TW"/>
+        </w:rPr>
+        <w:t>有些人甚至完全忽視復活將在末日時發生的這一真理。</w:t>
       </w:r>
     </w:p>
     <w:p>
@@ -516,7 +708,61 @@
         <w:rPr>
           <w:lang w:val="zh_TW" w:bidi="zh_TW"/>
         </w:rPr>
-        <w:t>• 早期教會的實踐</w:t>
+        <w:t>持柏拉圖思想的人認為：</w:t>
+      </w:r>
+    </w:p>
+    <w:p>
+      <w:pPr>
+        <w:pStyle w:val="ListBullet"/>
+        <w:spacing w:line="240" w:lineRule="auto"/>
+        <w:ind w:left="1440"/>
+      </w:pPr>
+      <w:r>
+        <w:rPr>
+          <w:lang w:val="zh_TW" w:bidi="zh_TW"/>
+        </w:rPr>
+      </w:r>
+      <w:r>
+        <w:rPr>
+          <w:lang w:val="zh_TW" w:bidi="zh_TW"/>
+        </w:rPr>
+        <w:t>屬物質的事物不如屬靈的事物重要</w:t>
+      </w:r>
+    </w:p>
+    <w:p>
+      <w:pPr>
+        <w:pStyle w:val="ListBullet"/>
+        <w:spacing w:line="240" w:lineRule="auto"/>
+        <w:ind w:left="1440"/>
+      </w:pPr>
+      <w:r>
+        <w:rPr>
+          <w:lang w:val="zh_TW" w:bidi="zh_TW"/>
+        </w:rPr>
+      </w:r>
+      <w:r>
+        <w:rPr>
+          <w:lang w:val="zh_TW" w:bidi="zh_TW"/>
+        </w:rPr>
+        <w:t>靈魂比身體更重要</w:t>
+      </w:r>
+    </w:p>
+    <w:p>
+      <w:pPr>
+        <w:pStyle w:val="ListBullet"/>
+        <w:spacing w:line="240" w:lineRule="auto"/>
+        <w:ind w:left="1440"/>
+      </w:pPr>
+      <w:r>
+        <w:rPr>
+          <w:lang w:val="zh_TW" w:bidi="zh_TW"/>
+        </w:rPr>
+      </w:r>
+      <w:r>
+        <w:rPr>
+          <w:lang w:val="zh_TW" w:bidi="zh_TW"/>
+        </w:rPr>
+        <w:t>肉身的復活顯得微不足道</w:t>
       </w:r>
     </w:p>
     <w:p>
@@ -530,18 +776,204 @@
         <w:rPr>
           <w:lang w:val="zh_TW" w:bidi="zh_TW"/>
         </w:rPr>
-        <w:t>• 保羅的教導</w:t>
+        <w:t>有時，人們用靈魂在死後脫離身體仍然繼續存在的信念，來取代在復活前有一個暫時狀態的觀念。然而，聖經並沒有明確地支持這種信念。在現代神學中，出現了一種傾向</w:t>
+      </w:r>
+      <w:r>
+        <w:rPr>
+          <w:lang w:val="zh_TW" w:bidi="zh_TW"/>
+        </w:rPr>
+        <w:t>——</w:t>
+      </w:r>
+      <w:r>
+        <w:rPr>
+          <w:lang w:val="zh_TW" w:bidi="zh_TW"/>
+        </w:rPr>
+        <w:t>就是像過去有人貶低身體的重要性一樣</w:t>
+      </w:r>
+      <w:r>
+        <w:rPr>
+          <w:lang w:val="zh_TW" w:bidi="zh_TW"/>
+        </w:rPr>
+        <w:t>——</w:t>
+      </w:r>
+      <w:r>
+        <w:rPr>
+          <w:lang w:val="zh_TW" w:bidi="zh_TW"/>
+        </w:rPr>
+        <w:t>現在有人淡化信仰的歷史層面。這樣的傾向往往導致兩種結果：將死後的生命看成純粹屬靈的存在，或是乾脆否認它的存在。然而，聖經明確地指出，中間狀態是介於兩種「有身體的存在」之間的一段時期：一是我們現在的肉身，二是那「屬靈的身體」（</w:t>
+      </w:r>
+      <w:hyperlink r:id="rId25">
+        <w:r>
+          <w:rPr>
+            <w:lang w:val="zh_TW" w:bidi="zh_TW"/>
+          </w:rPr>
+          <w:rPr>
+            <w:color w:val="0000EE"/>
+            <w:u w:val="single"/>
+          </w:rPr>
+          <w:t>林前15:44</w:t>
+        </w:r>
+      </w:hyperlink>
+      <w:r>
+        <w:rPr>
+          <w:lang w:val="zh_TW" w:bidi="zh_TW"/>
+        </w:rPr>
+        <w:t>）。第二種身體將在基督再來時出現（</w:t>
+      </w:r>
+      <w:hyperlink r:id="rId26">
+        <w:r>
+          <w:rPr>
+            <w:lang w:val="zh_TW" w:bidi="zh_TW"/>
+          </w:rPr>
+          <w:rPr>
+            <w:color w:val="0000EE"/>
+            <w:u w:val="single"/>
+          </w:rPr>
+          <w:t>15:23</w:t>
+        </w:r>
+      </w:hyperlink>
+      <w:r>
+        <w:rPr>
+          <w:lang w:val="zh_TW" w:bidi="zh_TW"/>
+        </w:rPr>
+        <w:t>）。</w:t>
       </w:r>
     </w:p>
     <w:p>
       <w:pPr>
-        <w:pStyle w:val="Heading3"/>
-      </w:pPr>
-      <w:r>
-        <w:rPr>
-          <w:lang w:val="zh_TW" w:bidi="zh_TW"/>
-        </w:rPr>
-        <w:t>設立的記載</w:t>
+        <w:pStyle w:val="ListNumber"/>
+        <w:numPr>
+          <w:ilvl w:val="0"/>
+          <w:numId w:val="16"/>
+        </w:numPr>
+        <w:spacing w:line="240" w:lineRule="auto"/>
+        <w:ind w:left="720"/>
+      </w:pPr>
+      <w:r>
+        <w:rPr>
+          <w:lang w:val="zh_TW" w:bidi="zh_TW"/>
+        </w:rPr>
+      </w:r>
+      <w:r>
+        <w:rPr>
+          <w:lang w:val="zh_TW" w:bidi="zh_TW"/>
+        </w:rPr>
+        <w:t>在宗教改革期間，約翰‧加爾文（John Calvin）與一些重洗派（Anabaptists）之間就「靈魂沉睡（soul sleep）」的教義產生了爭論。加爾文堅信，中間狀態是信徒在有意識的情況下經歷神同在的狀態，而他的反對者則否認這一點。加爾文認為，否認這一真理等同於主張靈魂在死亡時被消滅，也等於否認基督在死人復活之前掌管著死人。加爾文的觀點得到保羅教導的支持——沒有任何事能使信徒與神的愛隔絕，「任何事」當然也包括死亡（</w:t>
+      </w:r>
+      <w:hyperlink r:id="rId27">
+        <w:r>
+          <w:rPr>
+            <w:lang w:val="zh_TW" w:bidi="zh_TW"/>
+          </w:rPr>
+          <w:rPr>
+            <w:color w:val="0000EE"/>
+            <w:u w:val="single"/>
+          </w:rPr>
+          <w:t>羅8:35–39</w:t>
+        </w:r>
+      </w:hyperlink>
+      <w:r>
+        <w:rPr>
+          <w:lang w:val="zh_TW" w:bidi="zh_TW"/>
+        </w:rPr>
+        <w:t>）。</w:t>
+        <w:br/>
+      </w:r>
+      <w:r>
+        <w:rPr>
+          <w:lang w:val="zh_TW" w:bidi="zh_TW"/>
+        </w:rPr>
+        <w:t>聖經教導信徒在死後「睡了」（</w:t>
+      </w:r>
+      <w:hyperlink r:id="rId28">
+        <w:r>
+          <w:rPr>
+            <w:lang w:val="zh_TW" w:bidi="zh_TW"/>
+          </w:rPr>
+          <w:rPr>
+            <w:color w:val="0000EE"/>
+            <w:u w:val="single"/>
+          </w:rPr>
+          <w:t>帖前4:14</w:t>
+        </w:r>
+      </w:hyperlink>
+      <w:r>
+        <w:rPr>
+          <w:lang w:val="zh_TW" w:bidi="zh_TW"/>
+        </w:rPr>
+        <w:t>），這被理解為死者不再與世上的活人交流，也不再從事勞作，而是在一種安息的狀態中。「在耶穌裡睡了」意指在沒有身體的狀態下，享受與耶穌同在。最接近的比喻是作夢的人——他或許有意識，卻不依靠身體任何感官的作用。</w:t>
+      </w:r>
+    </w:p>
+    <w:p>
+      <w:pPr>
+        <w:pStyle w:val="ListNumber"/>
+        <w:spacing w:line="240" w:lineRule="auto"/>
+        <w:ind w:left="720"/>
+      </w:pPr>
+      <w:r>
+        <w:rPr>
+          <w:lang w:val="zh_TW" w:bidi="zh_TW"/>
+        </w:rPr>
+      </w:r>
+      <w:r>
+        <w:rPr>
+          <w:lang w:val="zh_TW" w:bidi="zh_TW"/>
+        </w:rPr>
+        <w:t>人在死後還能有屬靈上的改變嗎？或者說，他們的屬靈狀態在死亡時就成為永久的嗎？這個問題主要包括三個方面：</w:t>
+      </w:r>
+    </w:p>
+    <w:p>
+      <w:pPr>
+        <w:pStyle w:val="ListBullet"/>
+        <w:spacing w:line="240" w:lineRule="auto"/>
+        <w:ind w:left="1440"/>
+      </w:pPr>
+      <w:r>
+        <w:rPr>
+          <w:lang w:val="zh_TW" w:bidi="zh_TW"/>
+        </w:rPr>
+      </w:r>
+      <w:r>
+        <w:rPr>
+          <w:lang w:val="zh_TW" w:bidi="zh_TW"/>
+        </w:rPr>
+        <w:t>人在死後還能離棄自己的罪（悔改）嗎？</w:t>
+      </w:r>
+    </w:p>
+    <w:p>
+      <w:pPr>
+        <w:pStyle w:val="ListBullet"/>
+        <w:spacing w:line="240" w:lineRule="auto"/>
+        <w:ind w:left="1440"/>
+      </w:pPr>
+      <w:r>
+        <w:rPr>
+          <w:lang w:val="zh_TW" w:bidi="zh_TW"/>
+        </w:rPr>
+      </w:r>
+      <w:r>
+        <w:rPr>
+          <w:lang w:val="zh_TW" w:bidi="zh_TW"/>
+        </w:rPr>
+        <w:t>人在死後還能與神更加親近嗎？</w:t>
+      </w:r>
+    </w:p>
+    <w:p>
+      <w:pPr>
+        <w:pStyle w:val="ListBullet"/>
+        <w:spacing w:line="240" w:lineRule="auto"/>
+        <w:ind w:left="1440"/>
+      </w:pPr>
+      <w:r>
+        <w:rPr>
+          <w:lang w:val="zh_TW" w:bidi="zh_TW"/>
+        </w:rPr>
+      </w:r>
+      <w:r>
+        <w:rPr>
+          <w:lang w:val="zh_TW" w:bidi="zh_TW"/>
+        </w:rPr>
+        <w:t>人在死後還能被潔淨脫離罪嗎？</w:t>
       </w:r>
     </w:p>
     <w:p>
@@ -555,139 +987,7 @@
         <w:rPr>
           <w:lang w:val="zh_TW" w:bidi="zh_TW"/>
         </w:rPr>
-        <w:t>主餐（聖餐）的設立記錄在</w:t>
-      </w:r>
-      <w:hyperlink r:id="rId21">
-        <w:r>
-          <w:rPr>
-            <w:lang w:val="zh_TW" w:bidi="zh_TW"/>
-          </w:rPr>
-          <w:rPr>
-            <w:color w:val="0000EE"/>
-            <w:u w:val="single"/>
-          </w:rPr>
-          <w:t>馬太福音二十六章26</w:t>
-        </w:r>
-      </w:hyperlink>
-      <w:hyperlink r:id="rId22">
-        <w:r>
-          <w:rPr>
-            <w:lang w:val="zh_TW" w:bidi="zh_TW"/>
-          </w:rPr>
-          <w:rPr>
-            <w:color w:val="0000EE"/>
-            <w:u w:val="single"/>
-          </w:rPr>
-          <w:t>至</w:t>
-        </w:r>
-      </w:hyperlink>
-      <w:hyperlink r:id="rId21">
-        <w:r>
-          <w:rPr>
-            <w:lang w:val="zh_TW" w:bidi="zh_TW"/>
-          </w:rPr>
-          <w:rPr>
-            <w:color w:val="0000EE"/>
-            <w:u w:val="single"/>
-          </w:rPr>
-          <w:t>30節</w:t>
-        </w:r>
-      </w:hyperlink>
-      <w:r>
-        <w:rPr>
-          <w:lang w:val="zh_TW" w:bidi="zh_TW"/>
-        </w:rPr>
-        <w:t>，</w:t>
-      </w:r>
-      <w:hyperlink r:id="rId22">
-        <w:r>
-          <w:rPr>
-            <w:lang w:val="zh_TW" w:bidi="zh_TW"/>
-          </w:rPr>
-          <w:rPr>
-            <w:color w:val="0000EE"/>
-            <w:u w:val="single"/>
-          </w:rPr>
-          <w:t>馬可福音十四章22至26節</w:t>
-        </w:r>
-      </w:hyperlink>
-      <w:r>
-        <w:rPr>
-          <w:lang w:val="zh_TW" w:bidi="zh_TW"/>
-        </w:rPr>
-        <w:t>，和</w:t>
-      </w:r>
-      <w:hyperlink r:id="rId23">
-        <w:r>
-          <w:rPr>
-            <w:lang w:val="zh_TW" w:bidi="zh_TW"/>
-          </w:rPr>
-          <w:rPr>
-            <w:color w:val="0000EE"/>
-            <w:u w:val="single"/>
-          </w:rPr>
-          <w:t>路加福音二十二章14至20節</w:t>
-        </w:r>
-      </w:hyperlink>
-      <w:r>
-        <w:rPr>
-          <w:lang w:val="zh_TW" w:bidi="zh_TW"/>
-        </w:rPr>
-        <w:t>。約翰福音（</w:t>
-      </w:r>
-      <w:hyperlink r:id="rId24">
-        <w:r>
-          <w:rPr>
-            <w:lang w:val="zh_TW" w:bidi="zh_TW"/>
-          </w:rPr>
-          <w:rPr>
-            <w:color w:val="0000EE"/>
-            <w:u w:val="single"/>
-          </w:rPr>
-          <w:t>十三</w:t>
-        </w:r>
-      </w:hyperlink>
-      <w:r>
-        <w:rPr>
-          <w:lang w:val="zh_TW" w:bidi="zh_TW"/>
-        </w:rPr>
-        <w:t>章）講述了耶穌與門徒共進最後晚餐、祂為門徒洗腳及相關教導，但沒有提到祂設立聖餐。許多人認為主餐（聖餐）反映在</w:t>
-      </w:r>
-      <w:hyperlink r:id="rId25">
-        <w:r>
-          <w:rPr>
-            <w:lang w:val="zh_TW" w:bidi="zh_TW"/>
-          </w:rPr>
-          <w:rPr>
-            <w:color w:val="0000EE"/>
-            <w:u w:val="single"/>
-          </w:rPr>
-          <w:t>約翰福音第六章</w:t>
-        </w:r>
-      </w:hyperlink>
-      <w:r>
-        <w:rPr>
-          <w:lang w:val="zh_TW" w:bidi="zh_TW"/>
-        </w:rPr>
-        <w:t>的教導中，這是在餵飽五千人的神蹟之後，於耶穌談到自己是「生命的糧」時，但這個假設有待商榷。</w:t>
-      </w:r>
-      <w:hyperlink r:id="rId26">
-        <w:r>
-          <w:rPr>
-            <w:lang w:val="zh_TW" w:bidi="zh_TW"/>
-          </w:rPr>
-          <w:rPr>
-            <w:color w:val="0000EE"/>
-            <w:u w:val="single"/>
-          </w:rPr>
-          <w:t>哥林多前書十一章23至26節</w:t>
-        </w:r>
-      </w:hyperlink>
-      <w:r>
-        <w:rPr>
-          <w:lang w:val="zh_TW" w:bidi="zh_TW"/>
-        </w:rPr>
-        <w:t>提供了聖餐設立的保羅版本，他稱之為「領受」和「傳」給哥林多的基督徒。</w:t>
+        <w:t>羅馬天主教會的教導是：凡仍不完全的人在死後都要經過煉獄。在煉獄中，靈魂會被潔淨，脫離罪的殘餘。這段煉淨的時期可以因著活著的人所獻上的奉獻、禱告與彌撒而縮短。</w:t>
       </w:r>
     </w:p>
     <w:p>
@@ -701,9 +1001,31 @@
         <w:rPr>
           <w:lang w:val="zh_TW" w:bidi="zh_TW"/>
         </w:rPr>
-        <w:t>在</w:t>
-      </w:r>
-      <w:hyperlink r:id="rId27">
+        <w:t>大多數新教徒拒絕這種觀點，認為它與聖經的教導不符。主要有三個理由：</w:t>
+      </w:r>
+    </w:p>
+    <w:p>
+      <w:pPr>
+        <w:pStyle w:val="ListNumber"/>
+        <w:numPr>
+          <w:ilvl w:val="0"/>
+          <w:numId w:val="17"/>
+        </w:numPr>
+        <w:spacing w:line="240" w:lineRule="auto"/>
+        <w:ind w:left="1440"/>
+      </w:pPr>
+      <w:r>
+        <w:rPr>
+          <w:lang w:val="zh_TW" w:bidi="zh_TW"/>
+        </w:rPr>
+      </w:r>
+      <w:r>
+        <w:rPr>
+          <w:lang w:val="zh_TW" w:bidi="zh_TW"/>
+        </w:rPr>
+        <w:t>基督的救贖工作已經完全成就（</w:t>
+      </w:r>
+      <w:hyperlink r:id="rId29">
         <w:r>
           <w:rPr>
             <w:lang w:val="zh_TW" w:bidi="zh_TW"/>
@@ -712,25 +1034,86 @@
             <w:color w:val="0000EE"/>
             <w:u w:val="single"/>
           </w:rPr>
-          <w:t>路加福音二十二章17至18節</w:t>
+          <w:t>來9:28</w:t>
         </w:r>
       </w:hyperlink>
       <w:r>
         <w:rPr>
           <w:lang w:val="zh_TW" w:bidi="zh_TW"/>
         </w:rPr>
-        <w:t>，據說耶穌將杯遞給門徒，並說：「你們拿這個，大家分著喝。」然後拿起餅，遞給他們。在大多數早期抄本中，餅之後還有第二個杯。路加福音與其它福音書和保羅版本的不同之處，有多種解釋，但無論是在晚餐中有兩個酒杯，還是餅和酒的順序不同，對於聖餐設立的事實和意義並無本質上的影響。</w:t>
+        <w:t>）。</w:t>
       </w:r>
     </w:p>
     <w:p>
       <w:pPr>
-        <w:pStyle w:val="Heading3"/>
-      </w:pPr>
-      <w:r>
-        <w:rPr>
-          <w:lang w:val="zh_TW" w:bidi="zh_TW"/>
-        </w:rPr>
-        <w:t>設立的時間</w:t>
+        <w:pStyle w:val="ListNumber"/>
+        <w:spacing w:line="240" w:lineRule="auto"/>
+        <w:ind w:left="1440"/>
+      </w:pPr>
+      <w:r>
+        <w:rPr>
+          <w:lang w:val="zh_TW" w:bidi="zh_TW"/>
+        </w:rPr>
+      </w:r>
+      <w:r>
+        <w:rPr>
+          <w:lang w:val="zh_TW" w:bidi="zh_TW"/>
+        </w:rPr>
+        <w:t>一個人不可能為另一個人賺取或獲得恩典（</w:t>
+      </w:r>
+      <w:hyperlink r:id="rId30">
+        <w:r>
+          <w:rPr>
+            <w:lang w:val="zh_TW" w:bidi="zh_TW"/>
+          </w:rPr>
+          <w:rPr>
+            <w:color w:val="0000EE"/>
+            <w:u w:val="single"/>
+          </w:rPr>
+          <w:t>路17:10</w:t>
+        </w:r>
+      </w:hyperlink>
+      <w:r>
+        <w:rPr>
+          <w:lang w:val="zh_TW" w:bidi="zh_TW"/>
+        </w:rPr>
+        <w:t>）。</w:t>
+      </w:r>
+    </w:p>
+    <w:p>
+      <w:pPr>
+        <w:pStyle w:val="ListNumber"/>
+        <w:spacing w:line="240" w:lineRule="auto"/>
+        <w:ind w:left="1440"/>
+      </w:pPr>
+      <w:r>
+        <w:rPr>
+          <w:lang w:val="zh_TW" w:bidi="zh_TW"/>
+        </w:rPr>
+      </w:r>
+      <w:r>
+        <w:rPr>
+          <w:lang w:val="zh_TW" w:bidi="zh_TW"/>
+        </w:rPr>
+        <w:t>聖經教導靈魂的永恆狀態是由其死時的屬靈情況所決定的（</w:t>
+      </w:r>
+      <w:hyperlink r:id="rId31">
+        <w:r>
+          <w:rPr>
+            <w:lang w:val="zh_TW" w:bidi="zh_TW"/>
+          </w:rPr>
+          <w:rPr>
+            <w:color w:val="0000EE"/>
+            <w:u w:val="single"/>
+          </w:rPr>
+          <w:t>來9:27</w:t>
+        </w:r>
+      </w:hyperlink>
+      <w:r>
+        <w:rPr>
+          <w:lang w:val="zh_TW" w:bidi="zh_TW"/>
+        </w:rPr>
+        <w:t>）。</w:t>
       </w:r>
     </w:p>
     <w:p>
@@ -742,111 +1125,98 @@
       </w:r>
       <w:r>
         <w:rPr>
-          <w:lang w:val="zh_TW" w:bidi="zh_TW"/>
-        </w:rPr>
-        <w:t>三本福音書和哥林多前書的敘述中，都提到主餐的設立是在耶穌被捕前幾個小時的最後晚餐中進行的。四本福音書都在這個背境中，講述了耶穌對門徒所說的話、關於猶大的背叛以及耶穌告訴彼得他將否認主這事。馬太（</w:t>
-      </w:r>
-      <w:hyperlink r:id="rId28">
-        <w:r>
-          <w:rPr>
-            <w:lang w:val="zh_TW" w:bidi="zh_TW"/>
-          </w:rPr>
-          <w:rPr>
-            <w:color w:val="0000EE"/>
-            <w:u w:val="single"/>
-          </w:rPr>
-          <w:t>太26:17–20</w:t>
-        </w:r>
-      </w:hyperlink>
-      <w:r>
-        <w:rPr>
-          <w:lang w:val="zh_TW" w:bidi="zh_TW"/>
-        </w:rPr>
-        <w:t>）、馬可（</w:t>
-      </w:r>
-      <w:hyperlink r:id="rId29">
-        <w:r>
-          <w:rPr>
-            <w:lang w:val="zh_TW" w:bidi="zh_TW"/>
-          </w:rPr>
-          <w:rPr>
-            <w:color w:val="0000EE"/>
-            <w:u w:val="single"/>
-          </w:rPr>
-          <w:t>可14:12–17</w:t>
-        </w:r>
-      </w:hyperlink>
-      <w:r>
-        <w:rPr>
-          <w:lang w:val="zh_TW" w:bidi="zh_TW"/>
-        </w:rPr>
-        <w:t>）和路加（</w:t>
-      </w:r>
-      <w:hyperlink r:id="rId30">
-        <w:r>
-          <w:rPr>
-            <w:lang w:val="zh_TW" w:bidi="zh_TW"/>
-          </w:rPr>
-          <w:rPr>
-            <w:color w:val="0000EE"/>
-            <w:u w:val="single"/>
-          </w:rPr>
-          <w:t>路22:7–14</w:t>
-        </w:r>
-      </w:hyperlink>
-      <w:r>
-        <w:rPr>
-          <w:lang w:val="zh_TW" w:bidi="zh_TW"/>
-        </w:rPr>
-        <w:t>）都明確表示這最後的晚餐是由門徒準備的，耶穌與他們一起享用逾越節的晚餐。約翰則提到這是在逾越節前發生的，然後提到在耶穌受審於彼拉多面前時，猶太領袖「</w:t>
-      </w:r>
-      <w:r>
-        <w:rPr>
-          <w:lang w:val="zh_TW" w:bidi="zh_TW"/>
-        </w:rPr>
-        <w:t>他們自己卻不進衙門，恐怕染了污穢，不能吃逾越節的筵席。</w:t>
-      </w:r>
-      <w:r>
-        <w:rPr>
-          <w:lang w:val="zh_TW" w:bidi="zh_TW"/>
-        </w:rPr>
-        <w:t>」（</w:t>
-      </w:r>
-      <w:hyperlink r:id="rId31">
-        <w:r>
-          <w:rPr>
-            <w:lang w:val="zh_TW" w:bidi="zh_TW"/>
-          </w:rPr>
-          <w:rPr>
-            <w:color w:val="0000EE"/>
-            <w:u w:val="single"/>
-          </w:rPr>
-          <w:t>約13:1</w:t>
-        </w:r>
-      </w:hyperlink>
-      <w:r>
-        <w:rPr>
-          <w:lang w:val="zh_TW" w:bidi="zh_TW"/>
-        </w:rPr>
-        <w:t>，</w:t>
-      </w:r>
-      <w:hyperlink r:id="rId32">
-        <w:r>
-          <w:rPr>
-            <w:lang w:val="zh_TW" w:bidi="zh_TW"/>
-          </w:rPr>
-          <w:rPr>
-            <w:color w:val="0000EE"/>
-            <w:u w:val="single"/>
-          </w:rPr>
-          <w:t>18:28</w:t>
-        </w:r>
-      </w:hyperlink>
-      <w:r>
-        <w:rPr>
-          <w:lang w:val="zh_TW" w:bidi="zh_TW"/>
-        </w:rPr>
-        <w:t>）。</w:t>
+          <w:i/>
+          <w:lang w:val="zh_TW" w:bidi="zh_TW"/>
+        </w:rPr>
+        <w:t>另見</w:t>
+      </w:r>
+      <w:r>
+        <w:rPr>
+          <w:lang w:val="zh_TW" w:bidi="zh_TW"/>
+        </w:rPr>
+        <w:t xml:space="preserve"> </w:t>
+      </w:r>
+      <w:r>
+        <w:rPr>
+          <w:lang w:val="zh_TW" w:bidi="zh_TW"/>
+        </w:rPr>
+        <w:t>死者之地</w:t>
+      </w:r>
+      <w:r>
+        <w:rPr>
+          <w:lang w:val="zh_TW" w:bidi="zh_TW"/>
+        </w:rPr>
+        <w:t>；</w:t>
+      </w:r>
+      <w:r>
+        <w:rPr>
+          <w:lang w:val="zh_TW" w:bidi="zh_TW"/>
+        </w:rPr>
+        <w:t>陰間</w:t>
+      </w:r>
+      <w:r>
+        <w:rPr>
+          <w:lang w:val="zh_TW" w:bidi="zh_TW"/>
+        </w:rPr>
+        <w:t>；</w:t>
+      </w:r>
+      <w:r>
+        <w:rPr>
+          <w:lang w:val="zh_TW" w:bidi="zh_TW"/>
+        </w:rPr>
+        <w:t>天（天堂）</w:t>
+      </w:r>
+      <w:r>
+        <w:rPr>
+          <w:lang w:val="zh_TW" w:bidi="zh_TW"/>
+        </w:rPr>
+        <w:t>；</w:t>
+      </w:r>
+      <w:r>
+        <w:rPr>
+          <w:lang w:val="zh_TW" w:bidi="zh_TW"/>
+        </w:rPr>
+        <w:t>地獄</w:t>
+      </w:r>
+      <w:r>
+        <w:rPr>
+          <w:lang w:val="zh_TW" w:bidi="zh_TW"/>
+        </w:rPr>
+        <w:t>；</w:t>
+      </w:r>
+      <w:r>
+        <w:rPr>
+          <w:lang w:val="zh_TW" w:bidi="zh_TW"/>
+        </w:rPr>
+        <w:t>樂園</w:t>
+      </w:r>
+      <w:r>
+        <w:rPr>
+          <w:lang w:val="zh_TW" w:bidi="zh_TW"/>
+        </w:rPr>
+        <w:t>；</w:t>
+      </w:r>
+      <w:r>
+        <w:rPr>
+          <w:lang w:val="zh_TW" w:bidi="zh_TW"/>
+        </w:rPr>
+        <w:t>陰間</w:t>
+      </w:r>
+      <w:r>
+        <w:rPr>
+          <w:lang w:val="zh_TW" w:bidi="zh_TW"/>
+        </w:rPr>
+        <w:t>。</w:t>
+      </w:r>
+      <w:r>
+        <w:rPr>
+          <w:lang w:val="zh_TW" w:bidi="zh_TW"/>
+        </w:rPr>
+      </w:r>
+      <w:r>
+        <w:rPr>
+          <w:lang w:val="zh_TW" w:bidi="zh_TW"/>
+        </w:rPr>
       </w:r>
     </w:p>
     <w:p>
@@ -856,41 +1226,21 @@
           <w:lang w:val="zh_TW" w:bidi="zh_TW"/>
         </w:rPr>
       </w:r>
-      <w:r>
-        <w:rPr>
-          <w:lang w:val="zh_TW" w:bidi="zh_TW"/>
-        </w:rPr>
-        <w:t>學者對於約翰和其它福音書之間的這個差異，提供了各種解釋，例如，不同的猶太人群體在不同的時間慶祝逾越節，樓房上（upper room）的晚餐並不是嚴格的逾越節，而是在逾越節當季的聚餐而已，也或者耶穌出於祂自己的特殊原因，故意選擇在正常時間之前慶祝逾越節。</w:t>
-      </w:r>
-      <w:hyperlink r:id="rId33">
-        <w:r>
-          <w:rPr>
-            <w:lang w:val="zh_TW" w:bidi="zh_TW"/>
-          </w:rPr>
-          <w:rPr>
-            <w:color w:val="0000EE"/>
-            <w:u w:val="single"/>
-          </w:rPr>
-          <w:t>路加福音二十二章15節</w:t>
-        </w:r>
-      </w:hyperlink>
-      <w:r>
-        <w:rPr>
-          <w:lang w:val="zh_TW" w:bidi="zh_TW"/>
-        </w:rPr>
-        <w:t>記載了祂的話：「</w:t>
-      </w:r>
-      <w:r>
-        <w:rPr>
-          <w:lang w:val="zh_TW" w:bidi="zh_TW"/>
-        </w:rPr>
-        <w:t>我很願意在受害以先和你們吃這逾越節的筵席。</w:t>
-      </w:r>
-      <w:r>
-        <w:rPr>
-          <w:lang w:val="zh_TW" w:bidi="zh_TW"/>
-        </w:rPr>
-        <w:t>」然而，無論如何解釋各福音書之間的差異，時間應是何時等，最後的晚餐仍然具有逾越節餐的意義。</w:t>
+    </w:p>
+    <w:p>
+      <w:pPr>
+        <w:pStyle w:val="Heading2"/>
+      </w:pPr>
+      <w:r>
+        <w:rPr>
+          <w:lang w:val="zh_TW" w:bidi="zh_TW"/>
+        </w:rPr>
+        <w:t>中介、中保</w:t>
+      </w:r>
+      <w:r>
+        <w:rPr>
+          <w:lang w:val="zh_TW" w:bidi="zh_TW"/>
+        </w:rPr>
       </w:r>
     </w:p>
     <w:p>
@@ -904,37 +1254,7 @@
         <w:rPr>
           <w:lang w:val="zh_TW" w:bidi="zh_TW"/>
         </w:rPr>
-        <w:t>因此，慶祝逾越節作為舊約的節日，與慶祝主餐作為新約的節日，兩者毫無疑問的有相似之處。前者懷著感恩的心，回顧百姓因神的作為而從埃及獲得救贖和自由，這與逾越節羔羊的獻祭有關。後者懷著感恩的心，回顧神藉著基督的獻祭所施行的救贖。使徒保羅將兩者聯繫起來：「</w:t>
-      </w:r>
-      <w:r>
-        <w:rPr>
-          <w:lang w:val="zh_TW" w:bidi="zh_TW"/>
-        </w:rPr>
-        <w:t>因為我們逾越節的羔羊基督已經被殺獻祭了</w:t>
-      </w:r>
-      <w:r>
-        <w:rPr>
-          <w:lang w:val="zh_TW" w:bidi="zh_TW"/>
-        </w:rPr>
-        <w:t>」(</w:t>
-      </w:r>
-      <w:hyperlink r:id="rId34">
-        <w:r>
-          <w:rPr>
-            <w:lang w:val="zh_TW" w:bidi="zh_TW"/>
-          </w:rPr>
-          <w:rPr>
-            <w:color w:val="0000EE"/>
-            <w:u w:val="single"/>
-          </w:rPr>
-          <w:t>林前5:7</w:t>
-        </w:r>
-      </w:hyperlink>
-      <w:r>
-        <w:rPr>
-          <w:lang w:val="zh_TW" w:bidi="zh_TW"/>
-        </w:rPr>
-        <w:t>)。</w:t>
+        <w:t>中保或作神聖事物的中間人，不是為了協商或妥協，而是作為他人的代表來接近神，從而以神所賜的權柄來傳達所需的知識與保證。</w:t>
       </w:r>
     </w:p>
     <w:p>
@@ -945,7 +1265,7 @@
         <w:rPr>
           <w:lang w:val="zh_TW" w:bidi="zh_TW"/>
         </w:rPr>
-        <w:t>設立的經文和行動</w:t>
+        <w:t>在舊約聖經中</w:t>
       </w:r>
     </w:p>
     <w:p>
@@ -959,30 +1279,37 @@
         <w:rPr>
           <w:lang w:val="zh_TW" w:bidi="zh_TW"/>
         </w:rPr>
-        <w:t>將最後的晚餐與逾越節聯繫起來，顯示了舊約背景對我們理解主餐（聖餐）意義的重要性。舊約背景同樣重要，因為它有助於理解耶穌在</w:t>
-      </w:r>
-      <w:r>
-        <w:rPr>
-          <w:lang w:val="zh_TW" w:bidi="zh_TW"/>
-        </w:rPr>
-        <w:t>樓房上</w:t>
-      </w:r>
-      <w:r>
-        <w:rPr>
-          <w:lang w:val="zh_TW" w:bidi="zh_TW"/>
-        </w:rPr>
-        <w:t>的言行。</w:t>
-      </w:r>
-    </w:p>
-    <w:p>
-      <w:pPr>
-        <w:pStyle w:val="Heading4"/>
-      </w:pPr>
-      <w:r>
-        <w:rPr>
-          <w:lang w:val="zh_TW" w:bidi="zh_TW"/>
-        </w:rPr>
-        <w:t>「這是我的身體。」</w:t>
+        <w:t>約伯表達了對這樣一位中保的渴望（此處從七十士譯本翻譯，而非和合本）：「神不是像我這樣的凡人，所以我無法與他爭辯或將他告上法庭。要是有一位中保能使我們和好就好了，但卻沒有。中保可以使神停止懲罰我，我就不再因他的懲罰而活在恐懼戰</w:t>
+      </w:r>
+      <w:r>
+        <w:rPr>
+          <w:lang w:val="zh_TW" w:bidi="zh_TW"/>
+        </w:rPr>
+        <w:t>兢</w:t>
+      </w:r>
+      <w:r>
+        <w:rPr>
+          <w:lang w:val="zh_TW" w:bidi="zh_TW"/>
+        </w:rPr>
+        <w:t>中。然後我便可以無懼地與他交談，但我無法靠自己的力量做到這一點」(</w:t>
+      </w:r>
+      <w:hyperlink r:id="rId32">
+        <w:r>
+          <w:rPr>
+            <w:lang w:val="zh_TW" w:bidi="zh_TW"/>
+          </w:rPr>
+          <w:rPr>
+            <w:color w:val="0000EE"/>
+            <w:u w:val="single"/>
+          </w:rPr>
+          <w:t>伯9:32–35</w:t>
+        </w:r>
+      </w:hyperlink>
+      <w:r>
+        <w:rPr>
+          <w:lang w:val="zh_TW" w:bidi="zh_TW"/>
+        </w:rPr>
+        <w:t>)。</w:t>
       </w:r>
     </w:p>
     <w:p>
@@ -996,7 +1323,43 @@
         <w:rPr>
           <w:lang w:val="zh_TW" w:bidi="zh_TW"/>
         </w:rPr>
-        <w:t>耶穌拿起餅的行動在馬太（</w:t>
+        <w:t>更為人熟悉的是關於神的性情和旨意的調解（meditation，又譯：中介、中保）的教導。摩西的盟約是透過天使和摩西的調解而來的（</w:t>
+      </w:r>
+      <w:hyperlink r:id="rId33">
+        <w:r>
+          <w:rPr>
+            <w:lang w:val="zh_TW" w:bidi="zh_TW"/>
+          </w:rPr>
+          <w:rPr>
+            <w:color w:val="0000EE"/>
+            <w:u w:val="single"/>
+          </w:rPr>
+          <w:t>出20:18–21</w:t>
+        </w:r>
+      </w:hyperlink>
+      <w:r>
+        <w:rPr>
+          <w:lang w:val="zh_TW" w:bidi="zh_TW"/>
+        </w:rPr>
+        <w:t>；</w:t>
+      </w:r>
+      <w:hyperlink r:id="rId34">
+        <w:r>
+          <w:rPr>
+            <w:lang w:val="zh_TW" w:bidi="zh_TW"/>
+          </w:rPr>
+          <w:rPr>
+            <w:color w:val="0000EE"/>
+            <w:u w:val="single"/>
+          </w:rPr>
+          <w:t>申33:2</w:t>
+        </w:r>
+      </w:hyperlink>
+      <w:r>
+        <w:rPr>
+          <w:lang w:val="zh_TW" w:bidi="zh_TW"/>
+        </w:rPr>
+        <w:t>；</w:t>
       </w:r>
       <w:hyperlink r:id="rId35">
         <w:r>
@@ -1007,14 +1370,14 @@
             <w:color w:val="0000EE"/>
             <w:u w:val="single"/>
           </w:rPr>
-          <w:t>太26:26</w:t>
+          <w:t>徒7:53</w:t>
         </w:r>
       </w:hyperlink>
       <w:r>
         <w:rPr>
           <w:lang w:val="zh_TW" w:bidi="zh_TW"/>
         </w:rPr>
-        <w:t>）、馬可（</w:t>
+        <w:t>；</w:t>
       </w:r>
       <w:hyperlink r:id="rId36">
         <w:r>
@@ -1025,14 +1388,14 @@
             <w:color w:val="0000EE"/>
             <w:u w:val="single"/>
           </w:rPr>
-          <w:t>可14:22</w:t>
+          <w:t>加3:19</w:t>
         </w:r>
       </w:hyperlink>
       <w:r>
         <w:rPr>
           <w:lang w:val="zh_TW" w:bidi="zh_TW"/>
         </w:rPr>
-        <w:t>）、路加（</w:t>
+        <w:t>；對比：</w:t>
       </w:r>
       <w:hyperlink r:id="rId37">
         <w:r>
@@ -1043,14 +1406,26 @@
             <w:color w:val="0000EE"/>
             <w:u w:val="single"/>
           </w:rPr>
-          <w:t>路22:19</w:t>
+          <w:t>來6:13–17</w:t>
         </w:r>
       </w:hyperlink>
       <w:r>
         <w:rPr>
           <w:lang w:val="zh_TW" w:bidi="zh_TW"/>
         </w:rPr>
-        <w:t>）和哥林多前書（</w:t>
+        <w:t>，其中神獨自轉述了一個誓言）。盟約律法的條款由「</w:t>
+      </w:r>
+      <w:r>
+        <w:rPr>
+          <w:lang w:val="zh_TW" w:bidi="zh_TW"/>
+        </w:rPr>
+        <w:t>侍立在耶和華面前</w:t>
+      </w:r>
+      <w:r>
+        <w:rPr>
+          <w:lang w:val="zh_TW" w:bidi="zh_TW"/>
+        </w:rPr>
+        <w:t>」的先知闡述，由祭司通過神諭和簽傳達神的旨意，並宣告神的祝福（</w:t>
       </w:r>
       <w:hyperlink r:id="rId38">
         <w:r>
@@ -1061,14 +1436,14 @@
             <w:color w:val="0000EE"/>
             <w:u w:val="single"/>
           </w:rPr>
-          <w:t>林前11:23–24</w:t>
+          <w:t>申10:8</w:t>
         </w:r>
       </w:hyperlink>
       <w:r>
         <w:rPr>
           <w:lang w:val="zh_TW" w:bidi="zh_TW"/>
         </w:rPr>
-        <w:t>）中有類似的描述。耶穌拿起餅，向神感謝（「祝福」在聖經語境中有相同的意思），然後掰開。值得注意的是，在五千人和四千人吃飽的記錄中也描述了三個相同的動作（</w:t>
+        <w:t>，</w:t>
       </w:r>
       <w:hyperlink r:id="rId39">
         <w:r>
@@ -1079,16 +1454,541 @@
             <w:color w:val="0000EE"/>
             <w:u w:val="single"/>
           </w:rPr>
-          <w:t>可6:41</w:t>
+          <w:t>33:8–10</w:t>
         </w:r>
       </w:hyperlink>
       <w:r>
         <w:rPr>
           <w:lang w:val="zh_TW" w:bidi="zh_TW"/>
         </w:rPr>
+        <w:t>；</w:t>
+      </w:r>
+      <w:hyperlink r:id="rId40">
+        <w:r>
+          <w:rPr>
+            <w:lang w:val="zh_TW" w:bidi="zh_TW"/>
+          </w:rPr>
+          <w:rPr>
+            <w:color w:val="0000EE"/>
+            <w:u w:val="single"/>
+          </w:rPr>
+          <w:t>代下15:3</w:t>
+        </w:r>
+      </w:hyperlink>
+      <w:r>
+        <w:rPr>
+          <w:lang w:val="zh_TW" w:bidi="zh_TW"/>
+        </w:rPr>
+        <w:t>；</w:t>
+      </w:r>
+      <w:hyperlink r:id="rId41">
+        <w:r>
+          <w:rPr>
+            <w:lang w:val="zh_TW" w:bidi="zh_TW"/>
+          </w:rPr>
+          <w:rPr>
+            <w:color w:val="0000EE"/>
+            <w:u w:val="single"/>
+          </w:rPr>
+          <w:t>耶23:10–11、18–22、31–34</w:t>
+        </w:r>
+      </w:hyperlink>
+      <w:r>
+        <w:rPr>
+          <w:lang w:val="zh_TW" w:bidi="zh_TW"/>
+        </w:rPr>
+        <w:t>；</w:t>
+      </w:r>
+      <w:hyperlink r:id="rId42">
+        <w:r>
+          <w:rPr>
+            <w:lang w:val="zh_TW" w:bidi="zh_TW"/>
+          </w:rPr>
+          <w:rPr>
+            <w:color w:val="0000EE"/>
+            <w:u w:val="single"/>
+          </w:rPr>
+          <w:t>彌3:11</w:t>
+        </w:r>
+      </w:hyperlink>
+      <w:r>
+        <w:rPr>
+          <w:lang w:val="zh_TW" w:bidi="zh_TW"/>
+        </w:rPr>
+        <w:t>；</w:t>
+      </w:r>
+      <w:hyperlink r:id="rId43">
+        <w:r>
+          <w:rPr>
+            <w:lang w:val="zh_TW" w:bidi="zh_TW"/>
+          </w:rPr>
+          <w:rPr>
+            <w:color w:val="0000EE"/>
+            <w:u w:val="single"/>
+          </w:rPr>
+          <w:t>瑪2:7</w:t>
+        </w:r>
+      </w:hyperlink>
+      <w:r>
+        <w:rPr>
+          <w:lang w:val="zh_TW" w:bidi="zh_TW"/>
+        </w:rPr>
+        <w:t>）。</w:t>
+      </w:r>
+    </w:p>
+    <w:p>
+      <w:pPr/>
+      <w:r>
+        <w:rPr>
+          <w:lang w:val="zh_TW" w:bidi="zh_TW"/>
+        </w:rPr>
+      </w:r>
+      <w:r>
+        <w:rPr>
+          <w:lang w:val="zh_TW" w:bidi="zh_TW"/>
+        </w:rPr>
+        <w:t>最為人熟悉的莫過於祭司在禮儀中扮演的中介（meditation）角色，無論是由摩西（</w:t>
+      </w:r>
+      <w:hyperlink r:id="rId44">
+        <w:r>
+          <w:rPr>
+            <w:lang w:val="zh_TW" w:bidi="zh_TW"/>
+          </w:rPr>
+          <w:rPr>
+            <w:color w:val="0000EE"/>
+            <w:u w:val="single"/>
+          </w:rPr>
+          <w:t>出24:4–8</w:t>
+        </w:r>
+      </w:hyperlink>
+      <w:r>
+        <w:rPr>
+          <w:lang w:val="zh_TW" w:bidi="zh_TW"/>
+        </w:rPr>
+        <w:t>）或是由受過崇拜儀式訓練的指定人員（</w:t>
+      </w:r>
+      <w:hyperlink r:id="rId45">
+        <w:r>
+          <w:rPr>
+            <w:lang w:val="zh_TW" w:bidi="zh_TW"/>
+          </w:rPr>
+          <w:rPr>
+            <w:color w:val="0000EE"/>
+            <w:u w:val="single"/>
+          </w:rPr>
+          <w:t>28:1</w:t>
+        </w:r>
+      </w:hyperlink>
+      <w:r>
+        <w:rPr>
+          <w:lang w:val="zh_TW" w:bidi="zh_TW"/>
+        </w:rPr>
+        <w:t>）來進行。由於以色列強調神的聖潔，祭祀贖罪或「遮蓋」罪在祭司作為中介中佔有重要地位。祭司在神面前代表人民表達悔罪、認罪和祈求寬恕，肩負著、胸前佩戴著各支派的名字，並反過來代表神，保證祂的恩惠、寬恕和保護（見</w:t>
+      </w:r>
+      <w:hyperlink r:id="rId46">
+        <w:r>
+          <w:rPr>
+            <w:lang w:val="zh_TW" w:bidi="zh_TW"/>
+          </w:rPr>
+          <w:rPr>
+            <w:color w:val="0000EE"/>
+            <w:u w:val="single"/>
+          </w:rPr>
+          <w:t>來5:1–4</w:t>
+        </w:r>
+      </w:hyperlink>
+      <w:r>
+        <w:rPr>
+          <w:lang w:val="zh_TW" w:bidi="zh_TW"/>
+        </w:rPr>
         <w:t>，</w:t>
       </w:r>
-      <w:hyperlink r:id="rId40">
+      <w:hyperlink r:id="rId47">
+        <w:r>
+          <w:rPr>
+            <w:lang w:val="zh_TW" w:bidi="zh_TW"/>
+          </w:rPr>
+          <w:rPr>
+            <w:color w:val="0000EE"/>
+            <w:u w:val="single"/>
+          </w:rPr>
+          <w:t>7:27–10:11</w:t>
+        </w:r>
+      </w:hyperlink>
+      <w:r>
+        <w:rPr>
+          <w:lang w:val="zh_TW" w:bidi="zh_TW"/>
+        </w:rPr>
+        <w:t>）。</w:t>
+      </w:r>
+    </w:p>
+    <w:p>
+      <w:pPr>
+        <w:pStyle w:val="Heading3"/>
+      </w:pPr>
+      <w:r>
+        <w:rPr>
+          <w:lang w:val="zh_TW" w:bidi="zh_TW"/>
+        </w:rPr>
+        <w:t>在新約聖經中</w:t>
+      </w:r>
+    </w:p>
+    <w:p>
+      <w:pPr/>
+      <w:r>
+        <w:rPr>
+          <w:lang w:val="zh_TW" w:bidi="zh_TW"/>
+        </w:rPr>
+      </w:r>
+      <w:r>
+        <w:rPr>
+          <w:lang w:val="zh_TW" w:bidi="zh_TW"/>
+        </w:rPr>
+        <w:t>耶穌的使命自然地以中保的方式來描述，首先是作為一位先知，為神向人說話，使神被人所認識（</w:t>
+      </w:r>
+      <w:hyperlink r:id="rId48">
+        <w:r>
+          <w:rPr>
+            <w:lang w:val="zh_TW" w:bidi="zh_TW"/>
+          </w:rPr>
+          <w:rPr>
+            <w:color w:val="0000EE"/>
+            <w:u w:val="single"/>
+          </w:rPr>
+          <w:t>可6:15</w:t>
+        </w:r>
+      </w:hyperlink>
+      <w:r>
+        <w:rPr>
+          <w:lang w:val="zh_TW" w:bidi="zh_TW"/>
+        </w:rPr>
+        <w:t>，</w:t>
+      </w:r>
+      <w:hyperlink r:id="rId49">
+        <w:r>
+          <w:rPr>
+            <w:lang w:val="zh_TW" w:bidi="zh_TW"/>
+          </w:rPr>
+          <w:rPr>
+            <w:color w:val="0000EE"/>
+            <w:u w:val="single"/>
+          </w:rPr>
+          <w:t>8:28</w:t>
+        </w:r>
+      </w:hyperlink>
+      <w:r>
+        <w:rPr>
+          <w:lang w:val="zh_TW" w:bidi="zh_TW"/>
+        </w:rPr>
+        <w:t>）。當應用於耶穌時，實際上的「中保」頭銜主要指的是祂建立了一個新約，確立了神與人之間的新關係（</w:t>
+      </w:r>
+      <w:hyperlink r:id="rId50">
+        <w:r>
+          <w:rPr>
+            <w:lang w:val="zh_TW" w:bidi="zh_TW"/>
+          </w:rPr>
+          <w:rPr>
+            <w:color w:val="0000EE"/>
+            <w:u w:val="single"/>
+          </w:rPr>
+          <w:t>來8:6</w:t>
+        </w:r>
+      </w:hyperlink>
+      <w:r>
+        <w:rPr>
+          <w:lang w:val="zh_TW" w:bidi="zh_TW"/>
+        </w:rPr>
+        <w:t>，</w:t>
+      </w:r>
+      <w:hyperlink r:id="rId51">
+        <w:r>
+          <w:rPr>
+            <w:lang w:val="zh_TW" w:bidi="zh_TW"/>
+          </w:rPr>
+          <w:rPr>
+            <w:color w:val="0000EE"/>
+            <w:u w:val="single"/>
+          </w:rPr>
+          <w:t>9:15</w:t>
+        </w:r>
+      </w:hyperlink>
+      <w:r>
+        <w:rPr>
+          <w:lang w:val="zh_TW" w:bidi="zh_TW"/>
+        </w:rPr>
+        <w:t>，</w:t>
+      </w:r>
+      <w:hyperlink r:id="rId52">
+        <w:r>
+          <w:rPr>
+            <w:lang w:val="zh_TW" w:bidi="zh_TW"/>
+          </w:rPr>
+          <w:rPr>
+            <w:color w:val="0000EE"/>
+            <w:u w:val="single"/>
+          </w:rPr>
+          <w:t>12:24</w:t>
+        </w:r>
+      </w:hyperlink>
+      <w:r>
+        <w:rPr>
+          <w:lang w:val="zh_TW" w:bidi="zh_TW"/>
+        </w:rPr>
+        <w:t>）。另一個例子是</w:t>
+      </w:r>
+      <w:hyperlink r:id="rId53">
+        <w:r>
+          <w:rPr>
+            <w:lang w:val="zh_TW" w:bidi="zh_TW"/>
+          </w:rPr>
+          <w:rPr>
+            <w:color w:val="0000EE"/>
+            <w:u w:val="single"/>
+          </w:rPr>
+          <w:t>提摩太前書二章5節</w:t>
+        </w:r>
+      </w:hyperlink>
+      <w:r>
+        <w:rPr>
+          <w:lang w:val="zh_TW" w:bidi="zh_TW"/>
+        </w:rPr>
+        <w:t>，其中神合一性的要求一位唯一無可匹敵的中保——基督。</w:t>
+      </w:r>
+    </w:p>
+    <w:p>
+      <w:pPr/>
+      <w:r>
+        <w:rPr>
+          <w:lang w:val="zh_TW" w:bidi="zh_TW"/>
+        </w:rPr>
+      </w:r>
+      <w:r>
+        <w:rPr>
+          <w:lang w:val="zh_TW" w:bidi="zh_TW"/>
+        </w:rPr>
+        <w:t>這最後的參考提到基督將自己作為「萬人的贖價」。這本質上是祭司的功能，亦是希伯來書的主題。基督作為神的兒子，神聖地被任命、無罪、受苦、受試探、同情並且順服，祂是獨有資格成為祂子民的大祭司。作為祭司，祂獻上一個完全的祭，並永遠活著為那些透過祂接近神的人代求。這種中保的職事使耶穌位於「神的右邊」。祂為人代求也在</w:t>
+      </w:r>
+      <w:hyperlink r:id="rId54">
+        <w:r>
+          <w:rPr>
+            <w:lang w:val="zh_TW" w:bidi="zh_TW"/>
+          </w:rPr>
+          <w:rPr>
+            <w:color w:val="0000EE"/>
+            <w:u w:val="single"/>
+          </w:rPr>
+          <w:t>羅馬書八章34節</w:t>
+        </w:r>
+      </w:hyperlink>
+      <w:r>
+        <w:rPr>
+          <w:lang w:val="zh_TW" w:bidi="zh_TW"/>
+        </w:rPr>
+        <w:t>中提到，可能也在</w:t>
+      </w:r>
+      <w:hyperlink r:id="rId55">
+        <w:r>
+          <w:rPr>
+            <w:lang w:val="zh_TW" w:bidi="zh_TW"/>
+          </w:rPr>
+          <w:rPr>
+            <w:color w:val="0000EE"/>
+            <w:u w:val="single"/>
+          </w:rPr>
+          <w:t>約翰一書二章1節</w:t>
+        </w:r>
+      </w:hyperlink>
+      <w:r>
+        <w:rPr>
+          <w:lang w:val="zh_TW" w:bidi="zh_TW"/>
+        </w:rPr>
+        <w:t>中提到，古希臘評論家和其他權威資料如此理解這裡應用於耶穌的「保惠師（希臘文：paraclete）」。祂成為中保獻祭在馬太福音（</w:t>
+      </w:r>
+      <w:hyperlink r:id="rId56">
+        <w:r>
+          <w:rPr>
+            <w:lang w:val="zh_TW" w:bidi="zh_TW"/>
+          </w:rPr>
+          <w:rPr>
+            <w:color w:val="0000EE"/>
+            <w:u w:val="single"/>
+          </w:rPr>
+          <w:t>太26:28</w:t>
+        </w:r>
+      </w:hyperlink>
+      <w:r>
+        <w:rPr>
+          <w:lang w:val="zh_TW" w:bidi="zh_TW"/>
+        </w:rPr>
+        <w:t>）、約翰福音（</w:t>
+      </w:r>
+      <w:hyperlink r:id="rId57">
+        <w:r>
+          <w:rPr>
+            <w:lang w:val="zh_TW" w:bidi="zh_TW"/>
+          </w:rPr>
+          <w:rPr>
+            <w:color w:val="0000EE"/>
+            <w:u w:val="single"/>
+          </w:rPr>
+          <w:t>約1:29</w:t>
+        </w:r>
+      </w:hyperlink>
+      <w:r>
+        <w:rPr>
+          <w:lang w:val="zh_TW" w:bidi="zh_TW"/>
+        </w:rPr>
+        <w:t>）、羅馬書（</w:t>
+      </w:r>
+      <w:hyperlink r:id="rId58">
+        <w:r>
+          <w:rPr>
+            <w:lang w:val="zh_TW" w:bidi="zh_TW"/>
+          </w:rPr>
+          <w:rPr>
+            <w:color w:val="0000EE"/>
+            <w:u w:val="single"/>
+          </w:rPr>
+          <w:t>羅3:25</w:t>
+        </w:r>
+      </w:hyperlink>
+      <w:r>
+        <w:rPr>
+          <w:lang w:val="zh_TW" w:bidi="zh_TW"/>
+        </w:rPr>
+        <w:t>）和約翰一書（</w:t>
+      </w:r>
+      <w:hyperlink r:id="rId59">
+        <w:r>
+          <w:rPr>
+            <w:lang w:val="zh_TW" w:bidi="zh_TW"/>
+          </w:rPr>
+          <w:rPr>
+            <w:color w:val="0000EE"/>
+            <w:u w:val="single"/>
+          </w:rPr>
+          <w:t>約壹1:7</w:t>
+        </w:r>
+      </w:hyperlink>
+      <w:r>
+        <w:rPr>
+          <w:lang w:val="zh_TW" w:bidi="zh_TW"/>
+        </w:rPr>
+        <w:t>，</w:t>
+      </w:r>
+      <w:hyperlink r:id="rId60">
+        <w:r>
+          <w:rPr>
+            <w:lang w:val="zh_TW" w:bidi="zh_TW"/>
+          </w:rPr>
+          <w:rPr>
+            <w:color w:val="0000EE"/>
+            <w:u w:val="single"/>
+          </w:rPr>
+          <w:t>2:2</w:t>
+        </w:r>
+      </w:hyperlink>
+      <w:r>
+        <w:rPr>
+          <w:lang w:val="zh_TW" w:bidi="zh_TW"/>
+        </w:rPr>
+        <w:t>，</w:t>
+      </w:r>
+      <w:hyperlink r:id="rId61">
+        <w:r>
+          <w:rPr>
+            <w:lang w:val="zh_TW" w:bidi="zh_TW"/>
+          </w:rPr>
+          <w:rPr>
+            <w:color w:val="0000EE"/>
+            <w:u w:val="single"/>
+          </w:rPr>
+          <w:t>4:10</w:t>
+        </w:r>
+      </w:hyperlink>
+      <w:r>
+        <w:rPr>
+          <w:lang w:val="zh_TW" w:bidi="zh_TW"/>
+        </w:rPr>
+        <w:t>）中提到。</w:t>
+      </w:r>
+    </w:p>
+    <w:p>
+      <w:pPr/>
+      <w:r>
+        <w:rPr>
+          <w:lang w:val="zh_TW" w:bidi="zh_TW"/>
+        </w:rPr>
+      </w:r>
+      <w:r>
+        <w:rPr>
+          <w:lang w:val="zh_TW" w:bidi="zh_TW"/>
+        </w:rPr>
+        <w:t>更重要的是，新約中到處都強調，人對於神、救恩和盼望的認識僅通過基督而來。為了我們的緣故，祂成為卑賤，為我們死而復活；我們的平安、通往神的途徑、和好、罪的得贖、恩典、真理、禱告和「</w:t>
+      </w:r>
+      <w:r>
+        <w:rPr>
+          <w:lang w:val="zh_TW" w:bidi="zh_TW"/>
+        </w:rPr>
+        <w:t>天上各樣屬靈的福氣</w:t>
+      </w:r>
+      <w:r>
+        <w:rPr>
+          <w:lang w:val="zh_TW" w:bidi="zh_TW"/>
+        </w:rPr>
+        <w:t>」都是「通過他」、「在他裡面」、「通過他的血」，以及「在他的名字裡」。神的目的在祂身上；祂在創造和救贖中作中保（</w:t>
+      </w:r>
+      <w:hyperlink r:id="rId62">
+        <w:r>
+          <w:rPr>
+            <w:lang w:val="zh_TW" w:bidi="zh_TW"/>
+          </w:rPr>
+          <w:rPr>
+            <w:color w:val="0000EE"/>
+            <w:u w:val="single"/>
+          </w:rPr>
+          <w:t>西1:15、22</w:t>
+        </w:r>
+      </w:hyperlink>
+      <w:r>
+        <w:rPr>
+          <w:lang w:val="zh_TW" w:bidi="zh_TW"/>
+        </w:rPr>
+        <w:t>）；神的一切豐足都在祂裡面，基督的面容揭示了神的榮耀。除了子和那些子向他們啟示的人，沒有人認識父；沒有人能到父那裡去，除非通過祂；也沒有在其他任何人裡有救恩。</w:t>
+      </w:r>
+    </w:p>
+    <w:p>
+      <w:pPr/>
+      <w:r>
+        <w:rPr>
+          <w:lang w:val="zh_TW" w:bidi="zh_TW"/>
+        </w:rPr>
+      </w:r>
+      <w:r>
+        <w:rPr>
+          <w:lang w:val="zh_TW" w:bidi="zh_TW"/>
+        </w:rPr>
+        <w:t>基督為中保是所有在神與人之間的中保的成全與終結。希伯來書開始即宣告基督超越所有其他中保——天使、摩西、亞倫的祭司職份。祂的祭司職份是永恆的，如同麥基洗德一樣。祂的獻祭是無法重複的，「一次獻上」，藉此，我們已被分別為聖永遠歸於神。他在神與人之間所建立的盟約提供了更好的應許、獻祭、聖所和盼望（</w:t>
+      </w:r>
+      <w:hyperlink r:id="rId63">
+        <w:r>
+          <w:rPr>
+            <w:lang w:val="zh_TW" w:bidi="zh_TW"/>
+          </w:rPr>
+          <w:rPr>
+            <w:color w:val="0000EE"/>
+            <w:u w:val="single"/>
+          </w:rPr>
+          <w:t>來7:19</w:t>
+        </w:r>
+      </w:hyperlink>
+      <w:r>
+        <w:rPr>
+          <w:lang w:val="zh_TW" w:bidi="zh_TW"/>
+        </w:rPr>
+        <w:t>，</w:t>
+      </w:r>
+      <w:hyperlink r:id="rId50">
         <w:r>
           <w:rPr>
             <w:lang w:val="zh_TW" w:bidi="zh_TW"/>
@@ -1104,9 +2004,9 @@
         <w:rPr>
           <w:lang w:val="zh_TW" w:bidi="zh_TW"/>
         </w:rPr>
-        <w:t>）。根據四個關於最後晚餐的記載，祂所說的是「這是我的身體。」天主教、東正教和各種新教傳統中的基督徒，對這些話的實際含義有不同的理解。明確的是，在拿起餅的過程中，耶穌實現了獻上自己，讓祂的身體在十字架上被擘開，然後祂的生命被獻上，使我們在祂裡面並透過祂，可以得生命。</w:t>
-      </w:r>
-      <w:hyperlink r:id="rId41">
+        <w:t>，</w:t>
+      </w:r>
+      <w:hyperlink r:id="rId64">
         <w:r>
           <w:rPr>
             <w:lang w:val="zh_TW" w:bidi="zh_TW"/>
@@ -1115,37 +2015,32 @@
             <w:color w:val="0000EE"/>
             <w:u w:val="single"/>
           </w:rPr>
-          <w:t>哥林多前書十一章24節</w:t>
+          <w:t>9:1、11–15</w:t>
         </w:r>
       </w:hyperlink>
       <w:r>
         <w:rPr>
           <w:lang w:val="zh_TW" w:bidi="zh_TW"/>
         </w:rPr>
-        <w:t>的陳述是「</w:t>
-      </w:r>
-      <w:r>
-        <w:rPr>
-          <w:lang w:val="zh_TW" w:bidi="zh_TW"/>
-        </w:rPr>
-        <w:t>這是我的身體，為你們捨的</w:t>
-      </w:r>
-      <w:r>
-        <w:rPr>
-          <w:lang w:val="zh_TW" w:bidi="zh_TW"/>
-        </w:rPr>
-        <w:t>」，而一些早期的抄本中有「為你們打破的」。</w:t>
-      </w:r>
-    </w:p>
-    <w:p>
-      <w:pPr>
-        <w:pStyle w:val="Heading4"/>
-      </w:pPr>
-      <w:r>
-        <w:rPr>
-          <w:lang w:val="zh_TW" w:bidi="zh_TW"/>
-        </w:rPr>
-        <w:t>「你們要如此行，為的是記念我。」</w:t>
+        <w:t>）。基督作為中保遠遠超過所有其他的中介，無可取代；祂是無與倫比且永遠的祭司（參：</w:t>
+      </w:r>
+      <w:hyperlink r:id="rId53">
+        <w:r>
+          <w:rPr>
+            <w:lang w:val="zh_TW" w:bidi="zh_TW"/>
+          </w:rPr>
+          <w:rPr>
+            <w:color w:val="0000EE"/>
+            <w:u w:val="single"/>
+          </w:rPr>
+          <w:t>提前2:5</w:t>
+        </w:r>
+      </w:hyperlink>
+      <w:r>
+        <w:rPr>
+          <w:lang w:val="zh_TW" w:bidi="zh_TW"/>
+        </w:rPr>
+        <w:t>）。</w:t>
       </w:r>
     </w:p>
     <w:p>
@@ -1159,9 +2054,9 @@
         <w:rPr>
           <w:lang w:val="zh_TW" w:bidi="zh_TW"/>
         </w:rPr>
-        <w:t>這個具體指示僅在</w:t>
-      </w:r>
-      <w:hyperlink r:id="rId37">
+        <w:t>雖然約翰沒有使用祭司的類比，但卻強調了同樣的真理。神聖與人類之間的鴻溝已被道成肉身決定性地跨越。基督不是站在神與人之間，而是通過成為人來將兩者結合在自己裡面。基督在創造之初就是神與人之間的中介，祂本身就是道，從神的角度來說，祂傳達神的心意，體現神的信息，並傳遞神的力量。從來沒有人見過神，但作為獨特的子和神聖的神，耶穌「表明」神出來（</w:t>
+      </w:r>
+      <w:hyperlink r:id="rId65">
         <w:r>
           <w:rPr>
             <w:lang w:val="zh_TW" w:bidi="zh_TW"/>
@@ -1170,16 +2065,16 @@
             <w:color w:val="0000EE"/>
             <w:u w:val="single"/>
           </w:rPr>
-          <w:t>路加福音二十二章19節</w:t>
+          <w:t>約1:18</w:t>
         </w:r>
       </w:hyperlink>
       <w:r>
         <w:rPr>
           <w:lang w:val="zh_TW" w:bidi="zh_TW"/>
         </w:rPr>
-        <w:t>和</w:t>
-      </w:r>
-      <w:hyperlink r:id="rId41">
+        <w:t>）。從人的角度來看，耶穌為門徒祈禱（</w:t>
+      </w:r>
+      <w:hyperlink r:id="rId66">
         <w:r>
           <w:rPr>
             <w:lang w:val="zh_TW" w:bidi="zh_TW"/>
@@ -1188,14 +2083,14 @@
             <w:color w:val="0000EE"/>
             <w:u w:val="single"/>
           </w:rPr>
-          <w:t>哥林多前書十一章24節</w:t>
+          <w:t>17</w:t>
         </w:r>
       </w:hyperlink>
       <w:r>
         <w:rPr>
           <w:lang w:val="zh_TW" w:bidi="zh_TW"/>
         </w:rPr>
-        <w:t>中找到。有人認為，其它福音書中缺少這些話，表明主在最後的晚餐中所做的，並不是在吩咐將聖餐作為基督教必須重複的聖禮。然而，所有福音書都是在擘餅這個行動，已經成為早期教會生活中多年來的常規做法時寫成的。因此，馬太和馬可可能認為沒有必要用那些話來表達耶穌的意圖，因為他們認為這些話是理所當然的。</w:t>
+        <w:t>章），提供完全的順服，為祂的羊群捨命，作無瑕疵的獻祭，承擔世界的罪。</w:t>
       </w:r>
     </w:p>
     <w:p>
@@ -1207,1516 +2102,10 @@
       </w:r>
       <w:r>
         <w:rPr>
-          <w:lang w:val="zh_TW" w:bidi="zh_TW"/>
-        </w:rPr>
-        <w:t>也可以說，這些話在不同的基督教傳統中有不同的解釋。許多新教基督徒將其理解位：在聖餐中，我們應該懷著極大的感恩之心，回想基督愛我們，並為我們捨己受死。在羅馬天主教教會中，「紀念」一詞被理解為在神面前的紀念，代表基督在父前獻上自己為祭。「如此行」被解釋為「獻上這個」，甚至在第二世紀的基督教作家中，聖餐被稱為「獻祭」。新教基督徒通常感受到這種說法的危險；它可能會削弱甚至否認聖經對基督一次獻祭而永遠地獻上，並完全充分的為世人贖罪的理解（參</w:t>
-      </w:r>
-      <w:hyperlink r:id="rId42">
-        <w:r>
-          <w:rPr>
-            <w:lang w:val="zh_TW" w:bidi="zh_TW"/>
-          </w:rPr>
-          <w:rPr>
-            <w:color w:val="0000EE"/>
-            <w:u w:val="single"/>
-          </w:rPr>
-          <w:t>來7:27</w:t>
-        </w:r>
-      </w:hyperlink>
-      <w:r>
-        <w:rPr>
-          <w:lang w:val="zh_TW" w:bidi="zh_TW"/>
-        </w:rPr>
-        <w:t>，</w:t>
-      </w:r>
-      <w:hyperlink r:id="rId43">
-        <w:r>
-          <w:rPr>
-            <w:lang w:val="zh_TW" w:bidi="zh_TW"/>
-          </w:rPr>
-          <w:rPr>
-            <w:color w:val="0000EE"/>
-            <w:u w:val="single"/>
-          </w:rPr>
-          <w:t>9:12</w:t>
-        </w:r>
-      </w:hyperlink>
-      <w:r>
-        <w:rPr>
-          <w:lang w:val="zh_TW" w:bidi="zh_TW"/>
-        </w:rPr>
-        <w:t>）。然而，今天許多羅馬天主教的聲明中，強調基督在十字架上獻祭的完全性和完整性；而許多新教學者，雖然不希望引入對主餐（聖餐）獻祭性的理解，但強調「紀念」不僅僅是回想過去的行動那麼簡單。在聖經的神學中，「紀念」通常涉及在當下實現和應用過去所做的或已被證明為真的事（見：</w:t>
-      </w:r>
-      <w:hyperlink r:id="rId44">
-        <w:r>
-          <w:rPr>
-            <w:lang w:val="zh_TW" w:bidi="zh_TW"/>
-          </w:rPr>
-          <w:rPr>
-            <w:color w:val="0000EE"/>
-            <w:u w:val="single"/>
-          </w:rPr>
-          <w:t>詩98:3</w:t>
-        </w:r>
-      </w:hyperlink>
-      <w:r>
-        <w:rPr>
-          <w:lang w:val="zh_TW" w:bidi="zh_TW"/>
-        </w:rPr>
-        <w:t>，</w:t>
-      </w:r>
-      <w:hyperlink r:id="rId45">
-        <w:r>
-          <w:rPr>
-            <w:lang w:val="zh_TW" w:bidi="zh_TW"/>
-          </w:rPr>
-          <w:rPr>
-            <w:color w:val="0000EE"/>
-            <w:u w:val="single"/>
-          </w:rPr>
-          <w:t>106:45</w:t>
-        </w:r>
-      </w:hyperlink>
-      <w:r>
-        <w:rPr>
-          <w:lang w:val="zh_TW" w:bidi="zh_TW"/>
-        </w:rPr>
-        <w:t>，</w:t>
-      </w:r>
-      <w:hyperlink r:id="rId46">
-        <w:r>
-          <w:rPr>
-            <w:lang w:val="zh_TW" w:bidi="zh_TW"/>
-          </w:rPr>
-          <w:rPr>
-            <w:color w:val="0000EE"/>
-            <w:u w:val="single"/>
-          </w:rPr>
-          <w:t>112:6</w:t>
-        </w:r>
-      </w:hyperlink>
-      <w:r>
-        <w:rPr>
-          <w:lang w:val="zh_TW" w:bidi="zh_TW"/>
-        </w:rPr>
-        <w:t>；</w:t>
-      </w:r>
-      <w:hyperlink r:id="rId47">
-        <w:r>
-          <w:rPr>
-            <w:lang w:val="zh_TW" w:bidi="zh_TW"/>
-          </w:rPr>
-          <w:rPr>
-            <w:color w:val="0000EE"/>
-            <w:u w:val="single"/>
-          </w:rPr>
-          <w:t>傳 12:1</w:t>
-        </w:r>
-      </w:hyperlink>
-      <w:r>
-        <w:rPr>
-          <w:lang w:val="zh_TW" w:bidi="zh_TW"/>
-        </w:rPr>
-        <w:t xml:space="preserve">; </w:t>
-      </w:r>
-      <w:hyperlink r:id="rId48">
-        <w:r>
-          <w:rPr>
-            <w:lang w:val="zh_TW" w:bidi="zh_TW"/>
-          </w:rPr>
-          <w:rPr>
-            <w:color w:val="0000EE"/>
-            <w:u w:val="single"/>
-          </w:rPr>
-          <w:t>賽 57:11</w:t>
-        </w:r>
-      </w:hyperlink>
-      <w:r>
-        <w:rPr>
-          <w:lang w:val="zh_TW" w:bidi="zh_TW"/>
-        </w:rPr>
-        <w:t>）。</w:t>
-      </w:r>
-    </w:p>
-    <w:p>
-      <w:pPr>
-        <w:pStyle w:val="Heading4"/>
-      </w:pPr>
-      <w:r>
-        <w:rPr>
-          <w:lang w:val="zh_TW" w:bidi="zh_TW"/>
-        </w:rPr>
-        <w:t>「</w:t>
-      </w:r>
-      <w:r>
-        <w:rPr>
-          <w:lang w:val="zh_TW" w:bidi="zh_TW"/>
-        </w:rPr>
-        <w:t>這是我立約的血</w:t>
-      </w:r>
-      <w:r>
-        <w:rPr>
-          <w:lang w:val="zh_TW" w:bidi="zh_TW"/>
-        </w:rPr>
-        <w:t>」</w:t>
-      </w:r>
-    </w:p>
-    <w:p>
-      <w:pPr/>
-      <w:r>
-        <w:rPr>
-          <w:lang w:val="zh_TW" w:bidi="zh_TW"/>
-        </w:rPr>
-      </w:r>
-      <w:r>
-        <w:rPr>
-          <w:lang w:val="zh_TW" w:bidi="zh_TW"/>
-        </w:rPr>
-        <w:t>耶穌拿起酒杯，祝謝後，遞給祂的門徒讓他們都喝。基本上，四個關於設立聖餐的記載是一致的。馬太（</w:t>
-      </w:r>
-      <w:hyperlink r:id="rId49">
-        <w:r>
-          <w:rPr>
-            <w:lang w:val="zh_TW" w:bidi="zh_TW"/>
-          </w:rPr>
-          <w:rPr>
-            <w:color w:val="0000EE"/>
-            <w:u w:val="single"/>
-          </w:rPr>
-          <w:t>太26:28</w:t>
-        </w:r>
-      </w:hyperlink>
-      <w:r>
-        <w:rPr>
-          <w:lang w:val="zh_TW" w:bidi="zh_TW"/>
-        </w:rPr>
-        <w:t>）和馬可（</w:t>
-      </w:r>
-      <w:hyperlink r:id="rId50">
-        <w:r>
-          <w:rPr>
-            <w:lang w:val="zh_TW" w:bidi="zh_TW"/>
-          </w:rPr>
-          <w:rPr>
-            <w:color w:val="0000EE"/>
-            <w:u w:val="single"/>
-          </w:rPr>
-          <w:t>可14:24</w:t>
-        </w:r>
-      </w:hyperlink>
-      <w:r>
-        <w:rPr>
-          <w:lang w:val="zh_TW" w:bidi="zh_TW"/>
-        </w:rPr>
-        <w:t>）記載耶穌的話是「這是我立約的血」。</w:t>
-      </w:r>
-      <w:hyperlink r:id="rId51">
-        <w:r>
-          <w:rPr>
-            <w:lang w:val="zh_TW" w:bidi="zh_TW"/>
-          </w:rPr>
-          <w:rPr>
-            <w:color w:val="0000EE"/>
-            <w:u w:val="single"/>
-          </w:rPr>
-          <w:t>路加福音二十二章20節</w:t>
-        </w:r>
-      </w:hyperlink>
-      <w:r>
-        <w:rPr>
-          <w:lang w:val="zh_TW" w:bidi="zh_TW"/>
-        </w:rPr>
-        <w:t>則記載「這杯是用我血所立的新約」，</w:t>
-      </w:r>
-      <w:hyperlink r:id="rId52">
-        <w:r>
-          <w:rPr>
-            <w:lang w:val="zh_TW" w:bidi="zh_TW"/>
-          </w:rPr>
-          <w:rPr>
-            <w:color w:val="0000EE"/>
-            <w:u w:val="single"/>
-          </w:rPr>
-          <w:t>哥林多前書十一章25節</w:t>
-        </w:r>
-      </w:hyperlink>
-      <w:r>
-        <w:rPr>
-          <w:lang w:val="zh_TW" w:bidi="zh_TW"/>
-        </w:rPr>
-        <w:t>與此相似。這回溯到以獻祭來立約的儀式，如同出埃及後神與以色列所定的盟約（</w:t>
-      </w:r>
-      <w:hyperlink r:id="rId53">
-        <w:r>
-          <w:rPr>
-            <w:lang w:val="zh_TW" w:bidi="zh_TW"/>
-          </w:rPr>
-          <w:rPr>
-            <w:color w:val="0000EE"/>
-            <w:u w:val="single"/>
-          </w:rPr>
-          <w:t>出24:1–8</w:t>
-        </w:r>
-      </w:hyperlink>
-      <w:r>
-        <w:rPr>
-          <w:lang w:val="zh_TW" w:bidi="zh_TW"/>
-        </w:rPr>
-        <w:t>），這也暗示了新盟約預言性的盼望（</w:t>
-      </w:r>
-      <w:hyperlink r:id="rId54">
-        <w:r>
-          <w:rPr>
-            <w:lang w:val="zh_TW" w:bidi="zh_TW"/>
-          </w:rPr>
-          <w:rPr>
-            <w:color w:val="0000EE"/>
-            <w:u w:val="single"/>
-          </w:rPr>
-          <w:t>耶31:31–34</w:t>
-        </w:r>
-      </w:hyperlink>
-      <w:r>
-        <w:rPr>
-          <w:lang w:val="zh_TW" w:bidi="zh_TW"/>
-        </w:rPr>
-        <w:t>），正如</w:t>
-      </w:r>
-      <w:hyperlink r:id="rId55">
-        <w:r>
-          <w:rPr>
-            <w:lang w:val="zh_TW" w:bidi="zh_TW"/>
-          </w:rPr>
-          <w:rPr>
-            <w:color w:val="0000EE"/>
-            <w:u w:val="single"/>
-          </w:rPr>
-          <w:t>希伯來書第八至九章</w:t>
-        </w:r>
-      </w:hyperlink>
-      <w:r>
-        <w:rPr>
-          <w:lang w:val="zh_TW" w:bidi="zh_TW"/>
-        </w:rPr>
-        <w:t>所描述的，已在耶穌裡得到實現。</w:t>
-      </w:r>
-    </w:p>
-    <w:p>
-      <w:pPr>
-        <w:pStyle w:val="Heading4"/>
-      </w:pPr>
-      <w:r>
-        <w:rPr>
-          <w:lang w:val="zh_TW" w:bidi="zh_TW"/>
-        </w:rPr>
-        <w:t>「為多人流出來，使罪得赦。」</w:t>
-      </w:r>
-    </w:p>
-    <w:p>
-      <w:pPr/>
-      <w:r>
-        <w:rPr>
-          <w:lang w:val="zh_TW" w:bidi="zh_TW"/>
-        </w:rPr>
-      </w:r>
-      <w:r>
-        <w:rPr>
-          <w:lang w:val="zh_TW" w:bidi="zh_TW"/>
-        </w:rPr>
-        <w:t>耶穌的死作為獻祭的意義與對逾越節和盟約的理解有關。這也與</w:t>
-      </w:r>
-      <w:hyperlink r:id="rId56">
-        <w:r>
-          <w:rPr>
-            <w:lang w:val="zh_TW" w:bidi="zh_TW"/>
-          </w:rPr>
-          <w:rPr>
-            <w:color w:val="0000EE"/>
-            <w:u w:val="single"/>
-          </w:rPr>
-          <w:t>以賽亞書五十三章</w:t>
-        </w:r>
-      </w:hyperlink>
-      <w:r>
-        <w:rPr>
-          <w:lang w:val="zh_TW" w:bidi="zh_TW"/>
-        </w:rPr>
-        <w:t>中所提到受苦的僕人將自己作為「</w:t>
-      </w:r>
-      <w:r>
-        <w:rPr>
-          <w:lang w:val="zh_TW" w:bidi="zh_TW"/>
-        </w:rPr>
-        <w:t>贖罪祭</w:t>
-      </w:r>
-      <w:r>
-        <w:rPr>
-          <w:lang w:val="zh_TW" w:bidi="zh_TW"/>
-        </w:rPr>
-        <w:t>」相關（</w:t>
-      </w:r>
-      <w:hyperlink r:id="rId57">
-        <w:r>
-          <w:rPr>
-            <w:lang w:val="zh_TW" w:bidi="zh_TW"/>
-          </w:rPr>
-          <w:rPr>
-            <w:color w:val="0000EE"/>
-            <w:u w:val="single"/>
-          </w:rPr>
-          <w:t>賽53:10</w:t>
-        </w:r>
-      </w:hyperlink>
-      <w:r>
-        <w:rPr>
-          <w:lang w:val="zh_TW" w:bidi="zh_TW"/>
-        </w:rPr>
-        <w:t>）。</w:t>
-      </w:r>
-      <w:hyperlink r:id="rId58">
-        <w:r>
-          <w:rPr>
-            <w:lang w:val="zh_TW" w:bidi="zh_TW"/>
-          </w:rPr>
-          <w:rPr>
-            <w:color w:val="0000EE"/>
-            <w:u w:val="single"/>
-          </w:rPr>
-          <w:t>路加福音二十二章37節</w:t>
-        </w:r>
-      </w:hyperlink>
-      <w:r>
-        <w:rPr>
-          <w:lang w:val="zh_TW" w:bidi="zh_TW"/>
-        </w:rPr>
-        <w:t>在耶穌在樓房講論中說到：「這段經文在我身上應驗，『</w:t>
-      </w:r>
-      <w:r>
-        <w:rPr>
-          <w:lang w:val="zh_TW" w:bidi="zh_TW"/>
-        </w:rPr>
-        <w:t>他也被列在罪犯之中。</w:t>
-      </w:r>
-      <w:r>
-        <w:rPr>
-          <w:lang w:val="zh_TW" w:bidi="zh_TW"/>
-        </w:rPr>
-        <w:t>』」那節經文，就是</w:t>
-      </w:r>
-      <w:hyperlink r:id="rId56">
-        <w:r>
-          <w:rPr>
-            <w:lang w:val="zh_TW" w:bidi="zh_TW"/>
-          </w:rPr>
-          <w:rPr>
-            <w:color w:val="0000EE"/>
-            <w:u w:val="single"/>
-          </w:rPr>
-          <w:t>以賽亞書</w:t>
-        </w:r>
-      </w:hyperlink>
-      <w:hyperlink r:id="rId59">
-        <w:r>
-          <w:rPr>
-            <w:lang w:val="zh_TW" w:bidi="zh_TW"/>
-          </w:rPr>
-          <w:rPr>
-            <w:color w:val="0000EE"/>
-            <w:u w:val="single"/>
-          </w:rPr>
-          <w:t>五十三章12節</w:t>
-        </w:r>
-      </w:hyperlink>
-      <w:r>
-        <w:rPr>
-          <w:lang w:val="zh_TW" w:bidi="zh_TW"/>
-        </w:rPr>
-        <w:t>，也說到「</w:t>
-      </w:r>
-      <w:r>
-        <w:rPr>
-          <w:lang w:val="zh_TW" w:bidi="zh_TW"/>
-        </w:rPr>
-        <w:t>因為他將命傾倒</w:t>
-      </w:r>
-      <w:r>
-        <w:rPr>
-          <w:lang w:val="zh_TW" w:bidi="zh_TW"/>
-        </w:rPr>
-        <w:t>」和「</w:t>
-      </w:r>
-      <w:r>
-        <w:rPr>
-          <w:lang w:val="zh_TW" w:bidi="zh_TW"/>
-        </w:rPr>
-        <w:t>他卻擔當多人的罪</w:t>
-      </w:r>
-      <w:r>
-        <w:rPr>
-          <w:lang w:val="zh_TW" w:bidi="zh_TW"/>
-        </w:rPr>
-        <w:t>」。</w:t>
-      </w:r>
-      <w:hyperlink r:id="rId50">
-        <w:r>
-          <w:rPr>
-            <w:lang w:val="zh_TW" w:bidi="zh_TW"/>
-          </w:rPr>
-          <w:rPr>
-            <w:color w:val="0000EE"/>
-            <w:u w:val="single"/>
-          </w:rPr>
-          <w:t>馬可福音十四章24節</w:t>
-        </w:r>
-      </w:hyperlink>
-      <w:r>
-        <w:rPr>
-          <w:lang w:val="zh_TW" w:bidi="zh_TW"/>
-        </w:rPr>
-        <w:t>似乎也暗示這些經文，當耶穌談到祂的血「為多人流出來」時，</w:t>
-      </w:r>
-      <w:hyperlink r:id="rId49">
-        <w:r>
-          <w:rPr>
-            <w:lang w:val="zh_TW" w:bidi="zh_TW"/>
-          </w:rPr>
-          <w:rPr>
-            <w:color w:val="0000EE"/>
-            <w:u w:val="single"/>
-          </w:rPr>
-          <w:t>馬太福音二十六章28節</w:t>
-        </w:r>
-      </w:hyperlink>
-      <w:r>
-        <w:rPr>
-          <w:lang w:val="zh_TW" w:bidi="zh_TW"/>
-        </w:rPr>
-        <w:t>則補充說「</w:t>
-      </w:r>
-      <w:r>
-        <w:rPr>
-          <w:lang w:val="zh_TW" w:bidi="zh_TW"/>
-        </w:rPr>
-        <w:t>使罪得赦</w:t>
-      </w:r>
-      <w:r>
-        <w:rPr>
-          <w:lang w:val="zh_TW" w:bidi="zh_TW"/>
-        </w:rPr>
-        <w:t>」。</w:t>
-      </w:r>
-    </w:p>
-    <w:p>
-      <w:pPr>
-        <w:pStyle w:val="Heading4"/>
-      </w:pPr>
-      <w:r>
-        <w:rPr>
-          <w:lang w:val="zh_TW" w:bidi="zh_TW"/>
-        </w:rPr>
-        <w:t>對未來的期望</w:t>
-      </w:r>
-    </w:p>
-    <w:p>
-      <w:pPr/>
-      <w:r>
-        <w:rPr>
-          <w:lang w:val="zh_TW" w:bidi="zh_TW"/>
-        </w:rPr>
-      </w:r>
-      <w:r>
-        <w:rPr>
-          <w:lang w:val="zh_TW" w:bidi="zh_TW"/>
-        </w:rPr>
-        <w:t>所有四個關於最後晚餐的記載都以不同的方式，將對未來的期盼與聖餐的設立聯繫起來。在</w:t>
-      </w:r>
-      <w:hyperlink r:id="rId60">
-        <w:r>
-          <w:rPr>
-            <w:lang w:val="zh_TW" w:bidi="zh_TW"/>
-          </w:rPr>
-          <w:rPr>
-            <w:color w:val="0000EE"/>
-            <w:u w:val="single"/>
-          </w:rPr>
-          <w:t>馬可福音十四章25節</w:t>
-        </w:r>
-      </w:hyperlink>
-      <w:r>
-        <w:rPr>
-          <w:lang w:val="zh_TW" w:bidi="zh_TW"/>
-        </w:rPr>
-        <w:t>中，這個期望也體現在耶穌的話語中：「</w:t>
-      </w:r>
-      <w:r>
-        <w:rPr>
-          <w:lang w:val="zh_TW" w:bidi="zh_TW"/>
-        </w:rPr>
-        <w:t>我實在告訴你們，我不再喝這葡萄汁，直到我在神的國裏喝新的那日子。</w:t>
-      </w:r>
-      <w:r>
-        <w:rPr>
-          <w:lang w:val="zh_TW" w:bidi="zh_TW"/>
-        </w:rPr>
-        <w:t>」在</w:t>
-      </w:r>
-      <w:hyperlink r:id="rId61">
-        <w:r>
-          <w:rPr>
-            <w:lang w:val="zh_TW" w:bidi="zh_TW"/>
-          </w:rPr>
-          <w:rPr>
-            <w:color w:val="0000EE"/>
-            <w:u w:val="single"/>
-          </w:rPr>
-          <w:t>馬太福音二十六章29節</w:t>
-        </w:r>
-      </w:hyperlink>
-      <w:r>
-        <w:rPr>
-          <w:lang w:val="zh_TW" w:bidi="zh_TW"/>
-        </w:rPr>
-        <w:t>中，未來喝葡萄酒被說成是「</w:t>
-      </w:r>
-      <w:r>
-        <w:rPr>
-          <w:lang w:val="zh_TW" w:bidi="zh_TW"/>
-        </w:rPr>
-        <w:t>我在我父的國裏同你們喝新的那日子</w:t>
-      </w:r>
-      <w:r>
-        <w:rPr>
-          <w:lang w:val="zh_TW" w:bidi="zh_TW"/>
-        </w:rPr>
-        <w:t>」。在</w:t>
-      </w:r>
-      <w:hyperlink r:id="rId62">
-        <w:r>
-          <w:rPr>
-            <w:lang w:val="zh_TW" w:bidi="zh_TW"/>
-          </w:rPr>
-          <w:rPr>
-            <w:color w:val="0000EE"/>
-            <w:u w:val="single"/>
-          </w:rPr>
-          <w:t>路加福音二十二章18節</w:t>
-        </w:r>
-      </w:hyperlink>
-      <w:r>
-        <w:rPr>
-          <w:lang w:val="zh_TW" w:bidi="zh_TW"/>
-        </w:rPr>
-        <w:t>中有類似的話，並且在兩節之前提到在神的國裡完成逾越節。這些話都可以理解為舊約和後來的猶太天啟文學中，所提出的另一個希望最終的實現：彌賽亞的宴席、</w:t>
-      </w:r>
-      <w:hyperlink r:id="rId63">
-        <w:r>
-          <w:rPr>
-            <w:lang w:val="zh_TW" w:bidi="zh_TW"/>
-          </w:rPr>
-          <w:rPr>
-            <w:color w:val="0000EE"/>
-            <w:u w:val="single"/>
-          </w:rPr>
-          <w:t>以賽亞書二十五章6節</w:t>
-        </w:r>
-      </w:hyperlink>
-      <w:r>
-        <w:rPr>
-          <w:lang w:val="zh_TW" w:bidi="zh_TW"/>
-        </w:rPr>
-        <w:t>中提到的耶和華山上的盛宴。在</w:t>
-      </w:r>
-      <w:hyperlink r:id="rId64">
-        <w:r>
-          <w:rPr>
-            <w:lang w:val="zh_TW" w:bidi="zh_TW"/>
-          </w:rPr>
-          <w:rPr>
-            <w:color w:val="0000EE"/>
-            <w:u w:val="single"/>
-          </w:rPr>
-          <w:t>哥林多前書十一章26節</w:t>
-        </w:r>
-      </w:hyperlink>
-      <w:r>
-        <w:rPr>
-          <w:lang w:val="zh_TW" w:bidi="zh_TW"/>
-        </w:rPr>
-        <w:t>中，這個對未來的希望相當明確地就是基督第二次再臨；因為使徒說：「</w:t>
-      </w:r>
-      <w:r>
-        <w:rPr>
-          <w:lang w:val="zh_TW" w:bidi="zh_TW"/>
-        </w:rPr>
-        <w:t>你們每逢吃這餅，喝這杯，是表明主的死，直等到他來。」</w:t>
-      </w:r>
-    </w:p>
-    <w:p>
-      <w:pPr>
-        <w:pStyle w:val="Heading3"/>
-      </w:pPr>
-      <w:r>
-        <w:rPr>
-          <w:lang w:val="zh_TW" w:bidi="zh_TW"/>
-        </w:rPr>
-        <w:t>早期教會的實踐</w:t>
-      </w:r>
-    </w:p>
-    <w:p>
-      <w:pPr/>
-      <w:r>
-        <w:rPr>
-          <w:lang w:val="zh_TW" w:bidi="zh_TW"/>
-        </w:rPr>
-      </w:r>
-      <w:r>
-        <w:rPr>
-          <w:lang w:val="zh_TW" w:bidi="zh_TW"/>
-        </w:rPr>
-        <w:t>在</w:t>
-      </w:r>
-      <w:hyperlink r:id="rId65">
-        <w:r>
-          <w:rPr>
-            <w:lang w:val="zh_TW" w:bidi="zh_TW"/>
-          </w:rPr>
-          <w:rPr>
-            <w:color w:val="0000EE"/>
-            <w:u w:val="single"/>
-          </w:rPr>
-          <w:t>使徒行傳二章42節</w:t>
-        </w:r>
-      </w:hyperlink>
-      <w:r>
-        <w:rPr>
-          <w:lang w:val="zh_TW" w:bidi="zh_TW"/>
-        </w:rPr>
-        <w:t>中，記載了五旬節發生的事情之後，提到「〔他們〕都恆心遵守使徒的教訓，彼此交接，擘餅，祈禱。」此外，「</w:t>
-      </w:r>
-      <w:r>
-        <w:rPr>
-          <w:lang w:val="zh_TW" w:bidi="zh_TW"/>
-        </w:rPr>
-        <w:t>他們天天同心合意恆切地在殿裏，且在家中擘餅，存著歡喜、誠實的心用飯</w:t>
-      </w:r>
-      <w:r>
-        <w:rPr>
-          <w:lang w:val="zh_TW" w:bidi="zh_TW"/>
-        </w:rPr>
-        <w:t>」（</w:t>
-      </w:r>
-      <w:hyperlink r:id="rId66">
-        <w:r>
-          <w:rPr>
-            <w:lang w:val="zh_TW" w:bidi="zh_TW"/>
-          </w:rPr>
-          <w:rPr>
-            <w:color w:val="0000EE"/>
-            <w:u w:val="single"/>
-          </w:rPr>
-          <w:t>徒2:46</w:t>
-        </w:r>
-      </w:hyperlink>
-      <w:r>
-        <w:rPr>
-          <w:lang w:val="zh_TW" w:bidi="zh_TW"/>
-        </w:rPr>
-        <w:t>）。這些話和實踐的原則引發了兩個問題。它們是否僅僅意味著基督徒在一起分享聚餐？</w:t>
-      </w:r>
-      <w:hyperlink r:id="rId66">
-        <w:r>
-          <w:rPr>
-            <w:lang w:val="zh_TW" w:bidi="zh_TW"/>
-          </w:rPr>
-          <w:rPr>
-            <w:color w:val="0000EE"/>
-            <w:u w:val="single"/>
-          </w:rPr>
-          <w:t>使徒行傳二章46節</w:t>
-        </w:r>
-      </w:hyperlink>
-      <w:r>
-        <w:rPr>
-          <w:lang w:val="zh_TW" w:bidi="zh_TW"/>
-        </w:rPr>
-        <w:t>似乎將擘餅和用飯視為兩個獨立的行動。此外，</w:t>
-      </w:r>
-      <w:hyperlink r:id="rId66">
-        <w:r>
-          <w:rPr>
-            <w:lang w:val="zh_TW" w:bidi="zh_TW"/>
-          </w:rPr>
-          <w:rPr>
-            <w:color w:val="0000EE"/>
-            <w:u w:val="single"/>
-          </w:rPr>
-          <w:t>使徒行傳二十章7節</w:t>
-        </w:r>
-      </w:hyperlink>
-      <w:r>
-        <w:rPr>
-          <w:lang w:val="zh_TW" w:bidi="zh_TW"/>
-        </w:rPr>
-        <w:t>在談到特羅亞的基督徒「</w:t>
-      </w:r>
-      <w:r>
-        <w:rPr>
-          <w:lang w:val="zh_TW" w:bidi="zh_TW"/>
-        </w:rPr>
-        <w:t>七日的第一日，我們聚會擘餅的時候</w:t>
-      </w:r>
-      <w:r>
-        <w:rPr>
-          <w:lang w:val="zh_TW" w:bidi="zh_TW"/>
-        </w:rPr>
-        <w:t>」似乎明顯地暗示這是一個基督教的禮拜，而不僅僅是一頓飯。從</w:t>
-      </w:r>
-      <w:hyperlink r:id="rId67">
-        <w:r>
-          <w:rPr>
-            <w:lang w:val="zh_TW" w:bidi="zh_TW"/>
-          </w:rPr>
-          <w:rPr>
-            <w:color w:val="0000EE"/>
-            <w:u w:val="single"/>
-          </w:rPr>
-          <w:t>哥林多前書第十章</w:t>
-        </w:r>
-      </w:hyperlink>
-      <w:r>
-        <w:rPr>
-          <w:lang w:val="zh_TW" w:bidi="zh_TW"/>
-        </w:rPr>
-        <w:t>，也許從</w:t>
-      </w:r>
-      <w:hyperlink r:id="rId68">
-        <w:r>
-          <w:rPr>
-            <w:lang w:val="zh_TW" w:bidi="zh_TW"/>
-          </w:rPr>
-          <w:rPr>
-            <w:color w:val="0000EE"/>
-            <w:u w:val="single"/>
-          </w:rPr>
-          <w:t>猶大書12節</w:t>
-        </w:r>
-      </w:hyperlink>
-      <w:r>
-        <w:rPr>
-          <w:lang w:val="zh_TW" w:bidi="zh_TW"/>
-        </w:rPr>
-        <w:t>中提到的「</w:t>
-      </w:r>
-      <w:r>
-        <w:rPr>
-          <w:lang w:val="zh_TW" w:bidi="zh_TW"/>
-        </w:rPr>
-        <w:t>愛席</w:t>
-      </w:r>
-      <w:r>
-        <w:rPr>
-          <w:lang w:val="zh_TW" w:bidi="zh_TW"/>
-        </w:rPr>
-        <w:t>」，我們可以合理地推斷，基督徒團契中的一頓飯和聖餐的慶祝是密不可分的。第二個問題是，最早的「擘餅」是否如在耶路撒冷教會中，是一個不同於餅和酒的儀式，前者是回憶門徒與復活的主的團契，後者則是特別回憶祂的犧牲之死？我們沒有直接的證據來支持這種觀點。福音書所見證的主餐涉及擘餅和分享杯以紀念基督的血「為多人流出」。我們也可以假設，使徒保羅所接受、遵循並傳遞給他人的傳統，可以追溯到他作為基督徒最初的歲月，因其涉及擘餅和分享杯以紀念基督，從而宣告主的死直到祂的再來。</w:t>
-      </w:r>
-    </w:p>
-    <w:p>
-      <w:pPr>
-        <w:pStyle w:val="Heading3"/>
-      </w:pPr>
-      <w:r>
-        <w:rPr>
-          <w:lang w:val="zh_TW" w:bidi="zh_TW"/>
-        </w:rPr>
-        <w:t>保羅的教導</w:t>
-      </w:r>
-    </w:p>
-    <w:p>
-      <w:pPr/>
-      <w:r>
-        <w:rPr>
-          <w:lang w:val="zh_TW" w:bidi="zh_TW"/>
-        </w:rPr>
-      </w:r>
-      <w:r>
-        <w:rPr>
-          <w:lang w:val="zh_TW" w:bidi="zh_TW"/>
-        </w:rPr>
-        <w:t>在保羅的教導中，如同福音書，主餐明顯指回顧並感恩紀念基督為世人的罪一次獻上的獻祭，且意識到主在當下與祂的子民同在，並懷著希望展望未來。與聖餐相關的其它教導在</w:t>
-      </w:r>
-      <w:hyperlink r:id="rId69">
-        <w:r>
-          <w:rPr>
-            <w:lang w:val="zh_TW" w:bidi="zh_TW"/>
-          </w:rPr>
-          <w:rPr>
-            <w:color w:val="0000EE"/>
-            <w:u w:val="single"/>
-          </w:rPr>
-          <w:t>哥林多前書十至十一章</w:t>
-        </w:r>
-      </w:hyperlink>
-      <w:r>
-        <w:rPr>
-          <w:lang w:val="zh_TW" w:bidi="zh_TW"/>
-        </w:rPr>
-        <w:t>中有所闡述。這些教導源於哥林多教會情況的實際面；基督徒需要注意以任何形式轉回到偶像崇拜的危險；以及團契中可能出現的分裂，其中包括富人與窮人之間的分裂。</w:t>
-      </w:r>
-    </w:p>
-    <w:p>
-      <w:pPr>
-        <w:pStyle w:val="Heading4"/>
-      </w:pPr>
-      <w:r>
-        <w:rPr>
-          <w:lang w:val="zh_TW" w:bidi="zh_TW"/>
-        </w:rPr>
-        <w:t>與基督相交</w:t>
-      </w:r>
-    </w:p>
-    <w:p>
-      <w:pPr/>
-      <w:r>
-        <w:rPr>
-          <w:lang w:val="zh_TW" w:bidi="zh_TW"/>
-        </w:rPr>
-      </w:r>
-      <w:r>
-        <w:rPr>
-          <w:lang w:val="zh_TW" w:bidi="zh_TW"/>
-        </w:rPr>
-        <w:t>參與餅和喝杯被描述為與基督有份，就像分享祭祀餐就意味著參與在「鬼的</w:t>
-      </w:r>
-      <w:r>
-        <w:rPr>
-          <w:lang w:val="zh_TW" w:bidi="zh_TW"/>
-        </w:rPr>
-        <w:t>筵席</w:t>
-      </w:r>
-      <w:r>
-        <w:rPr>
-          <w:lang w:val="zh_TW" w:bidi="zh_TW"/>
-        </w:rPr>
-        <w:t>」上（</w:t>
-      </w:r>
-      <w:hyperlink r:id="rId70">
-        <w:r>
-          <w:rPr>
-            <w:lang w:val="zh_TW" w:bidi="zh_TW"/>
-          </w:rPr>
-          <w:rPr>
-            <w:color w:val="0000EE"/>
-            <w:u w:val="single"/>
-          </w:rPr>
-          <w:t>林前10:21</w:t>
-        </w:r>
-      </w:hyperlink>
-      <w:r>
-        <w:rPr>
-          <w:lang w:val="zh_TW" w:bidi="zh_TW"/>
-        </w:rPr>
-        <w:t>）。「</w:t>
-      </w:r>
-      <w:r>
-        <w:rPr>
-          <w:lang w:val="zh_TW" w:bidi="zh_TW"/>
-        </w:rPr>
-        <w:t>我們所祝福的杯，豈不是同領基督的血嗎？我們所擘開的餅，豈不是同領基督的身體嗎？</w:t>
-      </w:r>
-      <w:r>
-        <w:rPr>
-          <w:lang w:val="zh_TW" w:bidi="zh_TW"/>
-        </w:rPr>
-        <w:t>」（</w:t>
-      </w:r>
-      <w:hyperlink r:id="rId17">
-        <w:r>
-          <w:rPr>
-            <w:lang w:val="zh_TW" w:bidi="zh_TW"/>
-          </w:rPr>
-          <w:rPr>
-            <w:color w:val="0000EE"/>
-            <w:u w:val="single"/>
-          </w:rPr>
-          <w:t>16）</w:t>
-        </w:r>
-      </w:hyperlink>
-      <w:r>
-        <w:rPr>
-          <w:lang w:val="zh_TW" w:bidi="zh_TW"/>
-        </w:rPr>
-        <w:t>。「同領」是希臘詞koinonia的翻譯，在新約經文中常被譯為「團契」。當主餐被慶祝時，常常不僅紀念的是耶穌死前的最後晚餐，也紀念祂第一次復活與門徒同在時，在擘餅的時候讓他們認出祂來（</w:t>
-      </w:r>
-      <w:hyperlink r:id="rId71">
-        <w:r>
-          <w:rPr>
-            <w:lang w:val="zh_TW" w:bidi="zh_TW"/>
-          </w:rPr>
-          <w:rPr>
-            <w:color w:val="0000EE"/>
-            <w:u w:val="single"/>
-          </w:rPr>
-          <w:t>路24:30–35</w:t>
-        </w:r>
-      </w:hyperlink>
-      <w:r>
-        <w:rPr>
-          <w:lang w:val="zh_TW" w:bidi="zh_TW"/>
-        </w:rPr>
-        <w:t>）。他們繼續經歷與祂的團契。</w:t>
-      </w:r>
-    </w:p>
-    <w:p>
-      <w:pPr>
-        <w:pStyle w:val="Heading4"/>
-      </w:pPr>
-      <w:r>
-        <w:rPr>
-          <w:lang w:val="zh_TW" w:bidi="zh_TW"/>
-        </w:rPr>
-        <w:t>基督的餵養</w:t>
-      </w:r>
-    </w:p>
-    <w:p>
-      <w:pPr/>
-      <w:r>
-        <w:rPr>
-          <w:lang w:val="zh_TW" w:bidi="zh_TW"/>
-        </w:rPr>
-      </w:r>
-      <w:r>
-        <w:rPr>
-          <w:lang w:val="zh_TW" w:bidi="zh_TW"/>
-        </w:rPr>
-        <w:t>在兩個基督教聖禮中，洗禮具有一次性的性質，而聖餐則是重複的聖禮。基督的生命已經在十字架上為罪一次獻上，我們在轉向祂時找到新生命，洗禮正象徵著這一點。與此同時，這個獻上的生命也不斷地供給我們的需要，滋養我們靈裡的生命，聖餐講述了這種每天在基督裡不斷的餵養。</w:t>
-      </w:r>
-      <w:hyperlink r:id="rId72">
-        <w:r>
-          <w:rPr>
-            <w:lang w:val="zh_TW" w:bidi="zh_TW"/>
-          </w:rPr>
-          <w:rPr>
-            <w:color w:val="0000EE"/>
-            <w:u w:val="single"/>
-          </w:rPr>
-          <w:t>哥林多前書十章3至4節</w:t>
-        </w:r>
-      </w:hyperlink>
-      <w:r>
-        <w:rPr>
-          <w:lang w:val="zh_TW" w:bidi="zh_TW"/>
-        </w:rPr>
-        <w:t>提到「靈食」和「靈水」，並在摩西時代的紅海和曠野事件中找到基督的預表。基督說：「我是生命的糧」，「所以</w:t>
-      </w:r>
-      <w:r>
-        <w:rPr>
-          <w:lang w:val="zh_TW" w:bidi="zh_TW"/>
-        </w:rPr>
-        <w:t>我的肉真是可吃的，我的血真是可喝的</w:t>
-      </w:r>
-      <w:r>
-        <w:rPr>
-          <w:lang w:val="zh_TW" w:bidi="zh_TW"/>
-        </w:rPr>
-        <w:t>」；因此，我們在約翰福音中（</w:t>
-      </w:r>
-      <w:hyperlink r:id="rId73">
-        <w:r>
-          <w:rPr>
-            <w:lang w:val="zh_TW" w:bidi="zh_TW"/>
-          </w:rPr>
-          <w:rPr>
-            <w:color w:val="0000EE"/>
-            <w:u w:val="single"/>
-          </w:rPr>
-          <w:t>約6:35、55</w:t>
-        </w:r>
-      </w:hyperlink>
-      <w:r>
-        <w:rPr>
-          <w:lang w:val="zh_TW" w:bidi="zh_TW"/>
-        </w:rPr>
-        <w:t>）所讀到的，與保羅所暗示的關於主餐所表達的——基督徒在靈裡享受基督餵養——是異曲同工的真理。</w:t>
-      </w:r>
-      <w:r>
-        <w:rPr>
-          <w:lang w:val="zh_TW" w:bidi="zh_TW"/>
-        </w:rPr>
-      </w:r>
-      <w:r>
-        <w:rPr>
-          <w:lang w:val="zh_TW" w:bidi="zh_TW"/>
-        </w:rPr>
-      </w:r>
-    </w:p>
-    <w:p>
-      <w:pPr/>
-      <w:r>
-        <w:rPr>
-          <w:lang w:val="zh_TW" w:bidi="zh_TW"/>
-        </w:rPr>
-      </w:r>
-    </w:p>
-    <w:p>
-      <w:pPr>
-        <w:pStyle w:val="Heading2"/>
-      </w:pPr>
-      <w:r>
-        <w:rPr>
-          <w:lang w:val="zh_TW" w:bidi="zh_TW"/>
-        </w:rPr>
-        <w:t>主人</w:t>
-      </w:r>
-      <w:r>
-        <w:rPr>
-          <w:lang w:val="zh_TW" w:bidi="zh_TW"/>
-        </w:rPr>
-      </w:r>
-    </w:p>
-    <w:p>
-      <w:pPr/>
-      <w:r>
-        <w:rPr>
-          <w:lang w:val="zh_TW" w:bidi="zh_TW"/>
-        </w:rPr>
-      </w:r>
-      <w:r>
-        <w:rPr>
-          <w:lang w:val="zh_TW" w:bidi="zh_TW"/>
-        </w:rPr>
-        <w:t>擁有控制、權柄或所有權的人。用「主人」一詞來表示高階級的人。「女主人」是「主人」的女性對應詞。主人可以是：</w:t>
-      </w:r>
-    </w:p>
-    <w:p>
-      <w:pPr>
-        <w:pStyle w:val="ListBullet"/>
-        <w:spacing w:line="240" w:lineRule="auto"/>
-        <w:ind w:left="720"/>
-      </w:pPr>
-      <w:r>
-        <w:rPr>
-          <w:lang w:val="zh_TW" w:bidi="zh_TW"/>
-        </w:rPr>
-      </w:r>
-      <w:r>
-        <w:rPr>
-          <w:lang w:val="zh_TW" w:bidi="zh_TW"/>
-        </w:rPr>
-        <w:t>擁有動物或財產的人（</w:t>
-      </w:r>
-      <w:hyperlink r:id="rId74">
-        <w:r>
-          <w:rPr>
-            <w:lang w:val="zh_TW" w:bidi="zh_TW"/>
-          </w:rPr>
-          <w:rPr>
-            <w:color w:val="0000EE"/>
-            <w:u w:val="single"/>
-          </w:rPr>
-          <w:t>賽1:3</w:t>
-        </w:r>
-      </w:hyperlink>
-      <w:r>
-        <w:rPr>
-          <w:lang w:val="zh_TW" w:bidi="zh_TW"/>
-        </w:rPr>
-        <w:t>）</w:t>
-      </w:r>
-    </w:p>
-    <w:p>
-      <w:pPr>
-        <w:pStyle w:val="ListBullet"/>
-        <w:spacing w:line="240" w:lineRule="auto"/>
-        <w:ind w:left="720"/>
-      </w:pPr>
-      <w:r>
-        <w:rPr>
-          <w:lang w:val="zh_TW" w:bidi="zh_TW"/>
-        </w:rPr>
-      </w:r>
-      <w:r>
-        <w:rPr>
-          <w:lang w:val="zh_TW" w:bidi="zh_TW"/>
-        </w:rPr>
-        <w:t>負責一個家庭的人（</w:t>
-      </w:r>
-      <w:hyperlink r:id="rId75">
-        <w:r>
-          <w:rPr>
-            <w:lang w:val="zh_TW" w:bidi="zh_TW"/>
-          </w:rPr>
-          <w:rPr>
-            <w:color w:val="0000EE"/>
-            <w:u w:val="single"/>
-          </w:rPr>
-          <w:t>可13:35</w:t>
-        </w:r>
-      </w:hyperlink>
-      <w:r>
-        <w:rPr>
-          <w:lang w:val="zh_TW" w:bidi="zh_TW"/>
-        </w:rPr>
-        <w:t>）</w:t>
-      </w:r>
-    </w:p>
-    <w:p>
-      <w:pPr>
-        <w:pStyle w:val="ListBullet"/>
-        <w:spacing w:line="240" w:lineRule="auto"/>
-        <w:ind w:left="720"/>
-      </w:pPr>
-      <w:r>
-        <w:rPr>
-          <w:lang w:val="zh_TW" w:bidi="zh_TW"/>
-        </w:rPr>
-      </w:r>
-      <w:r>
-        <w:rPr>
-          <w:lang w:val="zh_TW" w:bidi="zh_TW"/>
-        </w:rPr>
-        <w:t>擁有僕人或奴隸的人（</w:t>
-      </w:r>
-      <w:hyperlink r:id="rId76">
-        <w:r>
-          <w:rPr>
-            <w:lang w:val="zh_TW" w:bidi="zh_TW"/>
-          </w:rPr>
-          <w:rPr>
-            <w:color w:val="0000EE"/>
-            <w:u w:val="single"/>
-          </w:rPr>
-          <w:t>創16:9</w:t>
-        </w:r>
-      </w:hyperlink>
-      <w:r>
-        <w:rPr>
-          <w:lang w:val="zh_TW" w:bidi="zh_TW"/>
-        </w:rPr>
-        <w:t>，</w:t>
-      </w:r>
-      <w:hyperlink r:id="rId77">
-        <w:r>
-          <w:rPr>
-            <w:lang w:val="zh_TW" w:bidi="zh_TW"/>
-          </w:rPr>
-          <w:rPr>
-            <w:color w:val="0000EE"/>
-            <w:u w:val="single"/>
-          </w:rPr>
-          <w:t>39:3</w:t>
-        </w:r>
-      </w:hyperlink>
-      <w:r>
-        <w:rPr>
-          <w:lang w:val="zh_TW" w:bidi="zh_TW"/>
-        </w:rPr>
-        <w:t>；</w:t>
-      </w:r>
-      <w:hyperlink r:id="rId78">
-        <w:r>
-          <w:rPr>
-            <w:lang w:val="zh_TW" w:bidi="zh_TW"/>
-          </w:rPr>
-          <w:rPr>
-            <w:color w:val="0000EE"/>
-            <w:u w:val="single"/>
-          </w:rPr>
-          <w:t>弗6:5</w:t>
-        </w:r>
-      </w:hyperlink>
-      <w:r>
-        <w:rPr>
-          <w:lang w:val="zh_TW" w:bidi="zh_TW"/>
-        </w:rPr>
-        <w:t>）</w:t>
-      </w:r>
-    </w:p>
-    <w:p>
-      <w:pPr>
-        <w:pStyle w:val="ListBullet"/>
-        <w:spacing w:line="240" w:lineRule="auto"/>
-        <w:ind w:left="720"/>
-      </w:pPr>
-      <w:r>
-        <w:rPr>
-          <w:lang w:val="zh_TW" w:bidi="zh_TW"/>
-        </w:rPr>
-      </w:r>
-      <w:r>
-        <w:rPr>
-          <w:lang w:val="zh_TW" w:bidi="zh_TW"/>
-        </w:rPr>
-        <w:t>一位雇主（</w:t>
-      </w:r>
-      <w:hyperlink r:id="rId79">
-        <w:r>
-          <w:rPr>
-            <w:lang w:val="zh_TW" w:bidi="zh_TW"/>
-          </w:rPr>
-          <w:rPr>
-            <w:color w:val="0000EE"/>
-            <w:u w:val="single"/>
-          </w:rPr>
-          <w:t>路16:3</w:t>
-        </w:r>
-      </w:hyperlink>
-      <w:r>
-        <w:rPr>
-          <w:lang w:val="zh_TW" w:bidi="zh_TW"/>
-        </w:rPr>
-        <w:t>）</w:t>
-      </w:r>
-    </w:p>
-    <w:p>
-      <w:pPr>
-        <w:pStyle w:val="ListBullet"/>
-        <w:spacing w:line="240" w:lineRule="auto"/>
-        <w:ind w:left="720"/>
-      </w:pPr>
-      <w:r>
-        <w:rPr>
-          <w:lang w:val="zh_TW" w:bidi="zh_TW"/>
-        </w:rPr>
-      </w:r>
-      <w:r>
-        <w:rPr>
-          <w:lang w:val="zh_TW" w:bidi="zh_TW"/>
-        </w:rPr>
-        <w:t>一位老師（</w:t>
-      </w:r>
-      <w:hyperlink r:id="rId80">
-        <w:r>
-          <w:rPr>
-            <w:lang w:val="zh_TW" w:bidi="zh_TW"/>
-          </w:rPr>
-          <w:rPr>
-            <w:color w:val="0000EE"/>
-            <w:u w:val="single"/>
-          </w:rPr>
-          <w:t>路9:49</w:t>
-        </w:r>
-      </w:hyperlink>
-      <w:r>
-        <w:rPr>
-          <w:lang w:val="zh_TW" w:bidi="zh_TW"/>
-        </w:rPr>
-        <w:t>；比較</w:t>
-      </w:r>
-      <w:hyperlink r:id="rId81">
-        <w:r>
-          <w:rPr>
-            <w:lang w:val="zh_TW" w:bidi="zh_TW"/>
-          </w:rPr>
-          <w:rPr>
-            <w:color w:val="0000EE"/>
-            <w:u w:val="single"/>
-          </w:rPr>
-          <w:t>：可9:38</w:t>
-        </w:r>
-      </w:hyperlink>
-      <w:r>
-        <w:rPr>
-          <w:lang w:val="zh_TW" w:bidi="zh_TW"/>
-        </w:rPr>
-        <w:t>，使用「夫子」而不是「主人」）</w:t>
-      </w:r>
-    </w:p>
-    <w:p>
-      <w:pPr>
-        <w:pStyle w:val="ListBullet"/>
-        <w:spacing w:line="240" w:lineRule="auto"/>
-        <w:ind w:left="720"/>
-      </w:pPr>
-      <w:r>
-        <w:rPr>
-          <w:lang w:val="zh_TW" w:bidi="zh_TW"/>
-        </w:rPr>
-      </w:r>
-      <w:r>
-        <w:rPr>
-          <w:lang w:val="zh_TW" w:bidi="zh_TW"/>
-        </w:rPr>
-        <w:t>天上的主（</w:t>
-      </w:r>
-      <w:hyperlink r:id="rId82">
-        <w:r>
-          <w:rPr>
-            <w:lang w:val="zh_TW" w:bidi="zh_TW"/>
-          </w:rPr>
-          <w:rPr>
-            <w:color w:val="0000EE"/>
-            <w:u w:val="single"/>
-          </w:rPr>
-          <w:t>弗6:9</w:t>
-        </w:r>
-      </w:hyperlink>
-      <w:r>
-        <w:rPr>
-          <w:lang w:val="zh_TW" w:bidi="zh_TW"/>
-        </w:rPr>
-        <w:t>）</w:t>
-      </w:r>
-    </w:p>
-    <w:p>
-      <w:pPr/>
-      <w:r>
-        <w:rPr>
-          <w:lang w:val="zh_TW" w:bidi="zh_TW"/>
-        </w:rPr>
-      </w:r>
-      <w:r>
-        <w:rPr>
-          <w:lang w:val="zh_TW" w:bidi="zh_TW"/>
-        </w:rPr>
-        <w:t>「主」這個詞經常用來描述耶穌。當希臘文</w:t>
-      </w:r>
-      <w:r>
-        <w:rPr>
           <w:i/>
           <w:lang w:val="zh_TW" w:bidi="zh_TW"/>
         </w:rPr>
-        <w:t>kurios</w:t>
-      </w:r>
-      <w:r>
-        <w:rPr>
-          <w:lang w:val="zh_TW" w:bidi="zh_TW"/>
-        </w:rPr>
-        <w:t>（通常翻譯為「主」）指的是耶穌時，它強調了神賦予祂的權柄以及祂在信徒生活中作主的角色。</w:t>
-      </w:r>
-      <w:r>
-        <w:rPr>
-          <w:lang w:val="zh_TW" w:bidi="zh_TW"/>
-        </w:rPr>
-      </w:r>
-      <w:r>
-        <w:rPr>
-          <w:lang w:val="zh_TW" w:bidi="zh_TW"/>
-        </w:rPr>
-      </w:r>
-    </w:p>
-    <w:p>
-      <w:pPr/>
-      <w:r>
-        <w:rPr>
-          <w:lang w:val="zh_TW" w:bidi="zh_TW"/>
-        </w:rPr>
-      </w:r>
-    </w:p>
-    <w:p>
-      <w:pPr>
-        <w:pStyle w:val="Heading2"/>
-      </w:pPr>
-      <w:r>
-        <w:rPr>
-          <w:lang w:val="zh_TW" w:bidi="zh_TW"/>
-        </w:rPr>
-        <w:t>祝禱</w:t>
-      </w:r>
-      <w:r>
-        <w:rPr>
-          <w:lang w:val="zh_TW" w:bidi="zh_TW"/>
-        </w:rPr>
-      </w:r>
-    </w:p>
-    <w:p>
-      <w:pPr/>
-      <w:r>
-        <w:rPr>
-          <w:lang w:val="zh_TW" w:bidi="zh_TW"/>
-        </w:rPr>
-      </w:r>
-      <w:r>
-        <w:rPr>
-          <w:lang w:val="zh_TW" w:bidi="zh_TW"/>
-        </w:rPr>
-        <w:t>對聚集會眾所作的神的恩惠的宣告（</w:t>
-      </w:r>
-      <w:hyperlink r:id="rId83">
-        <w:r>
-          <w:rPr>
-            <w:lang w:val="zh_TW" w:bidi="zh_TW"/>
-          </w:rPr>
-          <w:rPr>
-            <w:color w:val="0000EE"/>
-            <w:u w:val="single"/>
-          </w:rPr>
-          <w:t>創27:27–29</w:t>
-        </w:r>
-      </w:hyperlink>
-      <w:r>
-        <w:rPr>
-          <w:lang w:val="zh_TW" w:bidi="zh_TW"/>
-        </w:rPr>
-        <w:t>；</w:t>
-      </w:r>
-      <w:hyperlink r:id="rId84">
-        <w:r>
-          <w:rPr>
-            <w:lang w:val="zh_TW" w:bidi="zh_TW"/>
-          </w:rPr>
-          <w:rPr>
-            <w:color w:val="0000EE"/>
-            <w:u w:val="single"/>
-          </w:rPr>
-          <w:t>路24:50</w:t>
-        </w:r>
-      </w:hyperlink>
-      <w:r>
-        <w:rPr>
-          <w:lang w:val="zh_TW" w:bidi="zh_TW"/>
-        </w:rPr>
-        <w:t>；</w:t>
-      </w:r>
-      <w:hyperlink r:id="rId85">
-        <w:r>
-          <w:rPr>
-            <w:lang w:val="zh_TW" w:bidi="zh_TW"/>
-          </w:rPr>
-          <w:rPr>
-            <w:color w:val="0000EE"/>
-            <w:u w:val="single"/>
-          </w:rPr>
-          <w:t>林後13:11</w:t>
-        </w:r>
-      </w:hyperlink>
-      <w:r>
-        <w:rPr>
-          <w:lang w:val="zh_TW" w:bidi="zh_TW"/>
-        </w:rPr>
-        <w:t>、</w:t>
-      </w:r>
-      <w:hyperlink r:id="rId85">
-        <w:r>
-          <w:rPr>
-            <w:lang w:val="zh_TW" w:bidi="zh_TW"/>
-          </w:rPr>
-          <w:rPr>
-            <w:color w:val="0000EE"/>
-            <w:u w:val="single"/>
-          </w:rPr>
-          <w:t>14</w:t>
-        </w:r>
-      </w:hyperlink>
-      <w:r>
-        <w:rPr>
-          <w:lang w:val="zh_TW" w:bidi="zh_TW"/>
-        </w:rPr>
-        <w:t>）。</w:t>
-      </w:r>
-    </w:p>
-    <w:p>
-      <w:pPr/>
-      <w:r>
-        <w:rPr>
-          <w:lang w:val="zh_TW" w:bidi="zh_TW"/>
-        </w:rPr>
-      </w:r>
-      <w:r>
-        <w:rPr>
-          <w:i/>
-          <w:lang w:val="zh_TW" w:bidi="zh_TW"/>
-        </w:rPr>
-        <w:t>見</w:t>
+        <w:t>另見</w:t>
       </w:r>
       <w:r>
         <w:rPr>
@@ -2728,7 +2117,7 @@
         <w:rPr>
           <w:lang w:val="zh_TW" w:bidi="zh_TW"/>
         </w:rPr>
-        <w:t>祝福，賜福</w:t>
+        <w:t>和好</w:t>
       </w:r>
       <w:r>
         <w:rPr>
@@ -4636,6 +4025,30 @@
   </w:num>
   <w:num w:numId="13" w16cid:durableId="592781308">
     <w:abstractNumId w:val="11"/>
+  </w:num>
+  <w:num w:numId="14">
+    <w:abstractNumId w:val="3"/>
+    <w:lvlOverride w:ilvl="0">
+      <w:startOverride w:val="1"/>
+    </w:lvlOverride>
+  </w:num>
+  <w:num w:numId="15">
+    <w:abstractNumId w:val="3"/>
+    <w:lvlOverride w:ilvl="0">
+      <w:startOverride w:val="1"/>
+    </w:lvlOverride>
+  </w:num>
+  <w:num w:numId="16">
+    <w:abstractNumId w:val="3"/>
+    <w:lvlOverride w:ilvl="0">
+      <w:startOverride w:val="1"/>
+    </w:lvlOverride>
+  </w:num>
+  <w:num w:numId="17">
+    <w:abstractNumId w:val="3"/>
+    <w:lvlOverride w:ilvl="0">
+      <w:startOverride w:val="1"/>
+    </w:lvlOverride>
   </w:num>
   <w:numIdMacAtCleanup w:val="10"/>
 </w:numbering>

--- a/zht/docx/218.content.docx
+++ b/zht/docx/218.content.docx
@@ -233,18 +233,12 @@
         </w:rPr>
         <w:t>這是人死後、最終復活之前的那段狀態。換句話說，一個人在死後但還未復活之前會發生什麼事？這方面的教導在新約聖經中比在舊約聖經中更為清楚。不過，若認為舊約聖經完全沒有提及這個問題，那是錯誤的（例如，</w:t>
       </w:r>
-      <w:hyperlink r:id="rId13">
-        <w:r>
-          <w:rPr>
-            <w:lang w:val="zh_TW" w:bidi="zh_TW"/>
-          </w:rPr>
-          <w:rPr>
-            <w:color w:val="0000EE"/>
-            <w:u w:val="single"/>
-          </w:rPr>
-          <w:t>伯19:25</w:t>
-        </w:r>
-      </w:hyperlink>
+      <w:r>
+        <w:rPr>
+          <w:lang w:val="zh_TW" w:bidi="zh_TW"/>
+        </w:rPr>
+        <w:t>伯19:25</w:t>
+      </w:r>
       <w:r>
         <w:rPr>
           <w:lang w:val="zh_TW" w:bidi="zh_TW"/>
@@ -276,72 +270,48 @@
         </w:rPr>
         <w:t>根據耶穌基督在</w:t>
       </w:r>
-      <w:hyperlink r:id="rId14">
-        <w:r>
-          <w:rPr>
-            <w:lang w:val="zh_TW" w:bidi="zh_TW"/>
-          </w:rPr>
-          <w:rPr>
-            <w:color w:val="0000EE"/>
-            <w:u w:val="single"/>
-          </w:rPr>
-          <w:t>馬太福音二十二章32節</w:t>
-        </w:r>
-      </w:hyperlink>
+      <w:r>
+        <w:rPr>
+          <w:lang w:val="zh_TW" w:bidi="zh_TW"/>
+        </w:rPr>
+        <w:t>馬太福音二十二章32節</w:t>
+      </w:r>
       <w:r>
         <w:rPr>
           <w:lang w:val="zh_TW" w:bidi="zh_TW"/>
         </w:rPr>
         <w:t>的教導，如</w:t>
       </w:r>
-      <w:hyperlink r:id="rId15">
-        <w:r>
-          <w:rPr>
-            <w:lang w:val="zh_TW" w:bidi="zh_TW"/>
-          </w:rPr>
-          <w:rPr>
-            <w:color w:val="0000EE"/>
-            <w:u w:val="single"/>
-          </w:rPr>
-          <w:t>出埃及記三章6節</w:t>
-        </w:r>
-      </w:hyperlink>
+      <w:r>
+        <w:rPr>
+          <w:lang w:val="zh_TW" w:bidi="zh_TW"/>
+        </w:rPr>
+        <w:t>出埃及記三章6節</w:t>
+      </w:r>
       <w:r>
         <w:rPr>
           <w:lang w:val="zh_TW" w:bidi="zh_TW"/>
         </w:rPr>
         <w:t>這樣的經文提供了「中間狀態」存在的線索。即使在新約聖經中，有關中間狀態的說明也並不十分明確，只能從關於人（尤其是信徒）肉身死亡與復活的教導中，間接得知。這是基督自己在</w:t>
       </w:r>
-      <w:hyperlink r:id="rId16">
-        <w:r>
-          <w:rPr>
-            <w:lang w:val="zh_TW" w:bidi="zh_TW"/>
-          </w:rPr>
-          <w:rPr>
-            <w:color w:val="0000EE"/>
-            <w:u w:val="single"/>
-          </w:rPr>
-          <w:t>馬太福音二十二章30至32節</w:t>
-        </w:r>
-      </w:hyperlink>
+      <w:r>
+        <w:rPr>
+          <w:lang w:val="zh_TW" w:bidi="zh_TW"/>
+        </w:rPr>
+        <w:t>馬太福音二十二章30至32節</w:t>
+      </w:r>
       <w:r>
         <w:rPr>
           <w:lang w:val="zh_TW" w:bidi="zh_TW"/>
         </w:rPr>
         <w:t>中所教導的。使徒（特別是保羅）也同樣教導了這一點，如他在</w:t>
       </w:r>
-      <w:hyperlink r:id="rId17">
-        <w:r>
-          <w:rPr>
-            <w:lang w:val="zh_TW" w:bidi="zh_TW"/>
-          </w:rPr>
-          <w:rPr>
-            <w:color w:val="0000EE"/>
-            <w:u w:val="single"/>
-          </w:rPr>
-          <w:t>哥林多前書十五章</w:t>
-        </w:r>
-      </w:hyperlink>
+      <w:r>
+        <w:rPr>
+          <w:lang w:val="zh_TW" w:bidi="zh_TW"/>
+        </w:rPr>
+        <w:t>哥林多前書十五章</w:t>
+      </w:r>
       <w:r>
         <w:rPr>
           <w:lang w:val="zh_TW" w:bidi="zh_TW"/>
@@ -362,18 +332,12 @@
         </w:rPr>
         <w:t>此外，聖經教導人是由靈魂與身體組成的一個整體，而不是靈魂偶然有了身體（</w:t>
       </w:r>
-      <w:hyperlink r:id="rId18">
-        <w:r>
-          <w:rPr>
-            <w:lang w:val="zh_TW" w:bidi="zh_TW"/>
-          </w:rPr>
-          <w:rPr>
-            <w:color w:val="0000EE"/>
-            <w:u w:val="single"/>
-          </w:rPr>
-          <w:t>創2:7</w:t>
-        </w:r>
-      </w:hyperlink>
+      <w:r>
+        <w:rPr>
+          <w:lang w:val="zh_TW" w:bidi="zh_TW"/>
+        </w:rPr>
+        <w:t>創2:7</w:t>
+      </w:r>
       <w:r>
         <w:rPr>
           <w:lang w:val="zh_TW" w:bidi="zh_TW"/>
@@ -402,18 +366,12 @@
         </w:rPr>
         <w:t>肉身的死亡並不是一個人生命的完全終結。人在死後仍繼續存在，這不僅是活在後人的記憶中，而是以一個有別於他人的獨立個體繼續存在。對信徒而言，他們在死後能意識到神慈愛的同在（</w:t>
       </w:r>
-      <w:hyperlink r:id="rId19">
-        <w:r>
-          <w:rPr>
-            <w:lang w:val="zh_TW" w:bidi="zh_TW"/>
-          </w:rPr>
-          <w:rPr>
-            <w:color w:val="0000EE"/>
-            <w:u w:val="single"/>
-          </w:rPr>
-          <w:t>腓1:23</w:t>
-        </w:r>
-      </w:hyperlink>
+      <w:r>
+        <w:rPr>
+          <w:lang w:val="zh_TW" w:bidi="zh_TW"/>
+        </w:rPr>
+        <w:t>腓1:23</w:t>
+      </w:r>
       <w:r>
         <w:rPr>
           <w:lang w:val="zh_TW" w:bidi="zh_TW"/>
@@ -438,18 +396,12 @@
         </w:rPr>
         <w:t>然而，這種存在並不是人原本被造時的樣式。這是一種不完全或非常態的狀態，因為擁有身體是人按神的形像被造的一個必要條件。人在經歷死亡之後，等待身體的復活。對基督徒而言，那時將經歷完全的救贖——在基督面前脫離罪惡，進入完全自由的狀態（</w:t>
       </w:r>
-      <w:hyperlink r:id="rId20">
-        <w:r>
-          <w:rPr>
-            <w:lang w:val="zh_TW" w:bidi="zh_TW"/>
-          </w:rPr>
-          <w:rPr>
-            <w:color w:val="0000EE"/>
-            <w:u w:val="single"/>
-          </w:rPr>
-          <w:t>林前15:50–58</w:t>
-        </w:r>
-      </w:hyperlink>
+      <w:r>
+        <w:rPr>
+          <w:lang w:val="zh_TW" w:bidi="zh_TW"/>
+        </w:rPr>
+        <w:t>林前15:50–58</w:t>
+      </w:r>
       <w:r>
         <w:rPr>
           <w:lang w:val="zh_TW" w:bidi="zh_TW"/>
@@ -470,18 +422,12 @@
         </w:rPr>
         <w:t>聖經對非基督徒在中間狀態中的情形說得較不清楚。其中包括一段難解的經文，就是</w:t>
       </w:r>
-      <w:hyperlink r:id="rId21">
-        <w:r>
-          <w:rPr>
-            <w:lang w:val="zh_TW" w:bidi="zh_TW"/>
-          </w:rPr>
-          <w:rPr>
-            <w:color w:val="0000EE"/>
-            <w:u w:val="single"/>
-          </w:rPr>
-          <w:t>彼得前書三章19至20節</w:t>
-        </w:r>
-      </w:hyperlink>
+      <w:r>
+        <w:rPr>
+          <w:lang w:val="zh_TW" w:bidi="zh_TW"/>
+        </w:rPr>
+        <w:t>彼得前書三章19至20節</w:t>
+      </w:r>
       <w:r>
         <w:rPr>
           <w:lang w:val="zh_TW" w:bidi="zh_TW"/>
@@ -513,36 +459,24 @@
         </w:rPr>
         <w:t>聖經對中間狀態中的生命狀況所揭示的內容十分有限。保羅在</w:t>
       </w:r>
-      <w:hyperlink r:id="rId19">
-        <w:r>
-          <w:rPr>
-            <w:lang w:val="zh_TW" w:bidi="zh_TW"/>
-          </w:rPr>
-          <w:rPr>
-            <w:color w:val="0000EE"/>
-            <w:u w:val="single"/>
-          </w:rPr>
-          <w:t>腓立比書一章23節</w:t>
-        </w:r>
-      </w:hyperlink>
+      <w:r>
+        <w:rPr>
+          <w:lang w:val="zh_TW" w:bidi="zh_TW"/>
+        </w:rPr>
+        <w:t>腓立比書一章23節</w:t>
+      </w:r>
       <w:r>
         <w:rPr>
           <w:lang w:val="zh_TW" w:bidi="zh_TW"/>
         </w:rPr>
         <w:t>提到，他離世以後要「與基督同在，因為這是好得無比的」，但他並沒有提供具體細節。至於掃羅與「隱‧多珥的交鬼婦人」（「交鬼婦人」是指與靈界溝通的人。）的事件（</w:t>
       </w:r>
-      <w:hyperlink r:id="rId22">
-        <w:r>
-          <w:rPr>
-            <w:lang w:val="zh_TW" w:bidi="zh_TW"/>
-          </w:rPr>
-          <w:rPr>
-            <w:color w:val="0000EE"/>
-            <w:u w:val="single"/>
-          </w:rPr>
-          <w:t>撒上28:7</w:t>
-        </w:r>
-      </w:hyperlink>
+      <w:r>
+        <w:rPr>
+          <w:lang w:val="zh_TW" w:bidi="zh_TW"/>
+        </w:rPr>
+        <w:t>撒上28:7</w:t>
+      </w:r>
       <w:r>
         <w:rPr>
           <w:lang w:val="zh_TW" w:bidi="zh_TW"/>
@@ -563,36 +497,24 @@
         </w:rPr>
         <w:t>基督在</w:t>
       </w:r>
-      <w:hyperlink r:id="rId23">
-        <w:r>
-          <w:rPr>
-            <w:lang w:val="zh_TW" w:bidi="zh_TW"/>
-          </w:rPr>
-          <w:rPr>
-            <w:color w:val="0000EE"/>
-            <w:u w:val="single"/>
-          </w:rPr>
-          <w:t>路加福音十六章19至31節</w:t>
-        </w:r>
-      </w:hyperlink>
+      <w:r>
+        <w:rPr>
+          <w:lang w:val="zh_TW" w:bidi="zh_TW"/>
+        </w:rPr>
+        <w:t>路加福音十六章19至31節</w:t>
+      </w:r>
       <w:r>
         <w:rPr>
           <w:lang w:val="zh_TW" w:bidi="zh_TW"/>
         </w:rPr>
         <w:t>中所說「財主與拉撒路」的比喻，同樣難以直接用來描繪中間狀態，因為那是一個具有象徵性的比喻。其主要目的是教導人今生對永恆結局的重要性，因此必須謹慎看待。或許我們所能確定的只是：死在基督裡的人「立即與神同在」，他們在祂慈愛的同在中得享安息，直到復活之日；而未得救的人則處於沒有平安的狀態，等待復活受審判（</w:t>
       </w:r>
-      <w:hyperlink r:id="rId24">
-        <w:r>
-          <w:rPr>
-            <w:lang w:val="zh_TW" w:bidi="zh_TW"/>
-          </w:rPr>
-          <w:rPr>
-            <w:color w:val="0000EE"/>
-            <w:u w:val="single"/>
-          </w:rPr>
-          <w:t>約5:29</w:t>
-        </w:r>
-      </w:hyperlink>
+      <w:r>
+        <w:rPr>
+          <w:lang w:val="zh_TW" w:bidi="zh_TW"/>
+        </w:rPr>
+        <w:t>約5:29</w:t>
+      </w:r>
       <w:r>
         <w:rPr>
           <w:lang w:val="zh_TW" w:bidi="zh_TW"/>
@@ -802,36 +724,24 @@
         </w:rPr>
         <w:t>現在有人淡化信仰的歷史層面。這樣的傾向往往導致兩種結果：將死後的生命看成純粹屬靈的存在，或是乾脆否認它的存在。然而，聖經明確地指出，中間狀態是介於兩種「有身體的存在」之間的一段時期：一是我們現在的肉身，二是那「屬靈的身體」（</w:t>
       </w:r>
-      <w:hyperlink r:id="rId25">
-        <w:r>
-          <w:rPr>
-            <w:lang w:val="zh_TW" w:bidi="zh_TW"/>
-          </w:rPr>
-          <w:rPr>
-            <w:color w:val="0000EE"/>
-            <w:u w:val="single"/>
-          </w:rPr>
-          <w:t>林前15:44</w:t>
-        </w:r>
-      </w:hyperlink>
+      <w:r>
+        <w:rPr>
+          <w:lang w:val="zh_TW" w:bidi="zh_TW"/>
+        </w:rPr>
+        <w:t>林前15:44</w:t>
+      </w:r>
       <w:r>
         <w:rPr>
           <w:lang w:val="zh_TW" w:bidi="zh_TW"/>
         </w:rPr>
         <w:t>）。第二種身體將在基督再來時出現（</w:t>
       </w:r>
-      <w:hyperlink r:id="rId26">
-        <w:r>
-          <w:rPr>
-            <w:lang w:val="zh_TW" w:bidi="zh_TW"/>
-          </w:rPr>
-          <w:rPr>
-            <w:color w:val="0000EE"/>
-            <w:u w:val="single"/>
-          </w:rPr>
-          <w:t>15:23</w:t>
-        </w:r>
-      </w:hyperlink>
+      <w:r>
+        <w:rPr>
+          <w:lang w:val="zh_TW" w:bidi="zh_TW"/>
+        </w:rPr>
+        <w:t>15:23</w:t>
+      </w:r>
       <w:r>
         <w:rPr>
           <w:lang w:val="zh_TW" w:bidi="zh_TW"/>
@@ -860,18 +770,12 @@
         </w:rPr>
         <w:t>在宗教改革期間，約翰‧加爾文（John Calvin）與一些重洗派（Anabaptists）之間就「靈魂沉睡（soul sleep）」的教義產生了爭論。加爾文堅信，中間狀態是信徒在有意識的情況下經歷神同在的狀態，而他的反對者則否認這一點。加爾文認為，否認這一真理等同於主張靈魂在死亡時被消滅，也等於否認基督在死人復活之前掌管著死人。加爾文的觀點得到保羅教導的支持——沒有任何事能使信徒與神的愛隔絕，「任何事」當然也包括死亡（</w:t>
       </w:r>
-      <w:hyperlink r:id="rId27">
-        <w:r>
-          <w:rPr>
-            <w:lang w:val="zh_TW" w:bidi="zh_TW"/>
-          </w:rPr>
-          <w:rPr>
-            <w:color w:val="0000EE"/>
-            <w:u w:val="single"/>
-          </w:rPr>
-          <w:t>羅8:35–39</w:t>
-        </w:r>
-      </w:hyperlink>
+      <w:r>
+        <w:rPr>
+          <w:lang w:val="zh_TW" w:bidi="zh_TW"/>
+        </w:rPr>
+        <w:t>羅8:35–39</w:t>
+      </w:r>
       <w:r>
         <w:rPr>
           <w:lang w:val="zh_TW" w:bidi="zh_TW"/>
@@ -885,18 +789,12 @@
         </w:rPr>
         <w:t>聖經教導信徒在死後「睡了」（</w:t>
       </w:r>
-      <w:hyperlink r:id="rId28">
-        <w:r>
-          <w:rPr>
-            <w:lang w:val="zh_TW" w:bidi="zh_TW"/>
-          </w:rPr>
-          <w:rPr>
-            <w:color w:val="0000EE"/>
-            <w:u w:val="single"/>
-          </w:rPr>
-          <w:t>帖前4:14</w:t>
-        </w:r>
-      </w:hyperlink>
+      <w:r>
+        <w:rPr>
+          <w:lang w:val="zh_TW" w:bidi="zh_TW"/>
+        </w:rPr>
+        <w:t>帖前4:14</w:t>
+      </w:r>
       <w:r>
         <w:rPr>
           <w:lang w:val="zh_TW" w:bidi="zh_TW"/>
@@ -1025,18 +923,12 @@
         </w:rPr>
         <w:t>基督的救贖工作已經完全成就（</w:t>
       </w:r>
-      <w:hyperlink r:id="rId29">
-        <w:r>
-          <w:rPr>
-            <w:lang w:val="zh_TW" w:bidi="zh_TW"/>
-          </w:rPr>
-          <w:rPr>
-            <w:color w:val="0000EE"/>
-            <w:u w:val="single"/>
-          </w:rPr>
-          <w:t>來9:28</w:t>
-        </w:r>
-      </w:hyperlink>
+      <w:r>
+        <w:rPr>
+          <w:lang w:val="zh_TW" w:bidi="zh_TW"/>
+        </w:rPr>
+        <w:t>來9:28</w:t>
+      </w:r>
       <w:r>
         <w:rPr>
           <w:lang w:val="zh_TW" w:bidi="zh_TW"/>
@@ -1061,18 +953,12 @@
         </w:rPr>
         <w:t>一個人不可能為另一個人賺取或獲得恩典（</w:t>
       </w:r>
-      <w:hyperlink r:id="rId30">
-        <w:r>
-          <w:rPr>
-            <w:lang w:val="zh_TW" w:bidi="zh_TW"/>
-          </w:rPr>
-          <w:rPr>
-            <w:color w:val="0000EE"/>
-            <w:u w:val="single"/>
-          </w:rPr>
-          <w:t>路17:10</w:t>
-        </w:r>
-      </w:hyperlink>
+      <w:r>
+        <w:rPr>
+          <w:lang w:val="zh_TW" w:bidi="zh_TW"/>
+        </w:rPr>
+        <w:t>路17:10</w:t>
+      </w:r>
       <w:r>
         <w:rPr>
           <w:lang w:val="zh_TW" w:bidi="zh_TW"/>
@@ -1097,18 +983,12 @@
         </w:rPr>
         <w:t>聖經教導靈魂的永恆狀態是由其死時的屬靈情況所決定的（</w:t>
       </w:r>
-      <w:hyperlink r:id="rId31">
-        <w:r>
-          <w:rPr>
-            <w:lang w:val="zh_TW" w:bidi="zh_TW"/>
-          </w:rPr>
-          <w:rPr>
-            <w:color w:val="0000EE"/>
-            <w:u w:val="single"/>
-          </w:rPr>
-          <w:t>來9:27</w:t>
-        </w:r>
-      </w:hyperlink>
+      <w:r>
+        <w:rPr>
+          <w:lang w:val="zh_TW" w:bidi="zh_TW"/>
+        </w:rPr>
+        <w:t>來9:27</w:t>
+      </w:r>
       <w:r>
         <w:rPr>
           <w:lang w:val="zh_TW" w:bidi="zh_TW"/>
@@ -1293,18 +1173,12 @@
         </w:rPr>
         <w:t>中。然後我便可以無懼地與他交談，但我無法靠自己的力量做到這一點」(</w:t>
       </w:r>
-      <w:hyperlink r:id="rId32">
-        <w:r>
-          <w:rPr>
-            <w:lang w:val="zh_TW" w:bidi="zh_TW"/>
-          </w:rPr>
-          <w:rPr>
-            <w:color w:val="0000EE"/>
-            <w:u w:val="single"/>
-          </w:rPr>
-          <w:t>伯9:32–35</w:t>
-        </w:r>
-      </w:hyperlink>
+      <w:r>
+        <w:rPr>
+          <w:lang w:val="zh_TW" w:bidi="zh_TW"/>
+        </w:rPr>
+        <w:t>伯9:32–35</w:t>
+      </w:r>
       <w:r>
         <w:rPr>
           <w:lang w:val="zh_TW" w:bidi="zh_TW"/>
@@ -1325,90 +1199,60 @@
         </w:rPr>
         <w:t>更為人熟悉的是關於神的性情和旨意的調解（meditation，又譯：中介、中保）的教導。摩西的盟約是透過天使和摩西的調解而來的（</w:t>
       </w:r>
-      <w:hyperlink r:id="rId33">
-        <w:r>
-          <w:rPr>
-            <w:lang w:val="zh_TW" w:bidi="zh_TW"/>
-          </w:rPr>
-          <w:rPr>
-            <w:color w:val="0000EE"/>
-            <w:u w:val="single"/>
-          </w:rPr>
-          <w:t>出20:18–21</w:t>
-        </w:r>
-      </w:hyperlink>
+      <w:r>
+        <w:rPr>
+          <w:lang w:val="zh_TW" w:bidi="zh_TW"/>
+        </w:rPr>
+        <w:t>出20:18–21</w:t>
+      </w:r>
       <w:r>
         <w:rPr>
           <w:lang w:val="zh_TW" w:bidi="zh_TW"/>
         </w:rPr>
         <w:t>；</w:t>
       </w:r>
-      <w:hyperlink r:id="rId34">
-        <w:r>
-          <w:rPr>
-            <w:lang w:val="zh_TW" w:bidi="zh_TW"/>
-          </w:rPr>
-          <w:rPr>
-            <w:color w:val="0000EE"/>
-            <w:u w:val="single"/>
-          </w:rPr>
-          <w:t>申33:2</w:t>
-        </w:r>
-      </w:hyperlink>
+      <w:r>
+        <w:rPr>
+          <w:lang w:val="zh_TW" w:bidi="zh_TW"/>
+        </w:rPr>
+        <w:t>申33:2</w:t>
+      </w:r>
       <w:r>
         <w:rPr>
           <w:lang w:val="zh_TW" w:bidi="zh_TW"/>
         </w:rPr>
         <w:t>；</w:t>
       </w:r>
-      <w:hyperlink r:id="rId35">
-        <w:r>
-          <w:rPr>
-            <w:lang w:val="zh_TW" w:bidi="zh_TW"/>
-          </w:rPr>
-          <w:rPr>
-            <w:color w:val="0000EE"/>
-            <w:u w:val="single"/>
-          </w:rPr>
-          <w:t>徒7:53</w:t>
-        </w:r>
-      </w:hyperlink>
+      <w:r>
+        <w:rPr>
+          <w:lang w:val="zh_TW" w:bidi="zh_TW"/>
+        </w:rPr>
+        <w:t>徒7:53</w:t>
+      </w:r>
       <w:r>
         <w:rPr>
           <w:lang w:val="zh_TW" w:bidi="zh_TW"/>
         </w:rPr>
         <w:t>；</w:t>
       </w:r>
-      <w:hyperlink r:id="rId36">
-        <w:r>
-          <w:rPr>
-            <w:lang w:val="zh_TW" w:bidi="zh_TW"/>
-          </w:rPr>
-          <w:rPr>
-            <w:color w:val="0000EE"/>
-            <w:u w:val="single"/>
-          </w:rPr>
-          <w:t>加3:19</w:t>
-        </w:r>
-      </w:hyperlink>
+      <w:r>
+        <w:rPr>
+          <w:lang w:val="zh_TW" w:bidi="zh_TW"/>
+        </w:rPr>
+        <w:t>加3:19</w:t>
+      </w:r>
       <w:r>
         <w:rPr>
           <w:lang w:val="zh_TW" w:bidi="zh_TW"/>
         </w:rPr>
         <w:t>；對比：</w:t>
       </w:r>
-      <w:hyperlink r:id="rId37">
-        <w:r>
-          <w:rPr>
-            <w:lang w:val="zh_TW" w:bidi="zh_TW"/>
-          </w:rPr>
-          <w:rPr>
-            <w:color w:val="0000EE"/>
-            <w:u w:val="single"/>
-          </w:rPr>
-          <w:t>來6:13–17</w:t>
-        </w:r>
-      </w:hyperlink>
+      <w:r>
+        <w:rPr>
+          <w:lang w:val="zh_TW" w:bidi="zh_TW"/>
+        </w:rPr>
+        <w:t>來6:13–17</w:t>
+      </w:r>
       <w:r>
         <w:rPr>
           <w:lang w:val="zh_TW" w:bidi="zh_TW"/>
@@ -1427,108 +1271,72 @@
         </w:rPr>
         <w:t>」的先知闡述，由祭司通過神諭和簽傳達神的旨意，並宣告神的祝福（</w:t>
       </w:r>
-      <w:hyperlink r:id="rId38">
-        <w:r>
-          <w:rPr>
-            <w:lang w:val="zh_TW" w:bidi="zh_TW"/>
-          </w:rPr>
-          <w:rPr>
-            <w:color w:val="0000EE"/>
-            <w:u w:val="single"/>
-          </w:rPr>
-          <w:t>申10:8</w:t>
-        </w:r>
-      </w:hyperlink>
+      <w:r>
+        <w:rPr>
+          <w:lang w:val="zh_TW" w:bidi="zh_TW"/>
+        </w:rPr>
+        <w:t>申10:8</w:t>
+      </w:r>
       <w:r>
         <w:rPr>
           <w:lang w:val="zh_TW" w:bidi="zh_TW"/>
         </w:rPr>
         <w:t>，</w:t>
       </w:r>
-      <w:hyperlink r:id="rId39">
-        <w:r>
-          <w:rPr>
-            <w:lang w:val="zh_TW" w:bidi="zh_TW"/>
-          </w:rPr>
-          <w:rPr>
-            <w:color w:val="0000EE"/>
-            <w:u w:val="single"/>
-          </w:rPr>
-          <w:t>33:8–10</w:t>
-        </w:r>
-      </w:hyperlink>
+      <w:r>
+        <w:rPr>
+          <w:lang w:val="zh_TW" w:bidi="zh_TW"/>
+        </w:rPr>
+        <w:t>33:8–10</w:t>
+      </w:r>
       <w:r>
         <w:rPr>
           <w:lang w:val="zh_TW" w:bidi="zh_TW"/>
         </w:rPr>
         <w:t>；</w:t>
       </w:r>
-      <w:hyperlink r:id="rId40">
-        <w:r>
-          <w:rPr>
-            <w:lang w:val="zh_TW" w:bidi="zh_TW"/>
-          </w:rPr>
-          <w:rPr>
-            <w:color w:val="0000EE"/>
-            <w:u w:val="single"/>
-          </w:rPr>
-          <w:t>代下15:3</w:t>
-        </w:r>
-      </w:hyperlink>
+      <w:r>
+        <w:rPr>
+          <w:lang w:val="zh_TW" w:bidi="zh_TW"/>
+        </w:rPr>
+        <w:t>代下15:3</w:t>
+      </w:r>
       <w:r>
         <w:rPr>
           <w:lang w:val="zh_TW" w:bidi="zh_TW"/>
         </w:rPr>
         <w:t>；</w:t>
       </w:r>
-      <w:hyperlink r:id="rId41">
-        <w:r>
-          <w:rPr>
-            <w:lang w:val="zh_TW" w:bidi="zh_TW"/>
-          </w:rPr>
-          <w:rPr>
-            <w:color w:val="0000EE"/>
-            <w:u w:val="single"/>
-          </w:rPr>
-          <w:t>耶23:10–11、18–22、31–34</w:t>
-        </w:r>
-      </w:hyperlink>
+      <w:r>
+        <w:rPr>
+          <w:lang w:val="zh_TW" w:bidi="zh_TW"/>
+        </w:rPr>
+        <w:t>耶23:10–11、18–22、31–34</w:t>
+      </w:r>
       <w:r>
         <w:rPr>
           <w:lang w:val="zh_TW" w:bidi="zh_TW"/>
         </w:rPr>
         <w:t>；</w:t>
       </w:r>
-      <w:hyperlink r:id="rId42">
-        <w:r>
-          <w:rPr>
-            <w:lang w:val="zh_TW" w:bidi="zh_TW"/>
-          </w:rPr>
-          <w:rPr>
-            <w:color w:val="0000EE"/>
-            <w:u w:val="single"/>
-          </w:rPr>
-          <w:t>彌3:11</w:t>
-        </w:r>
-      </w:hyperlink>
+      <w:r>
+        <w:rPr>
+          <w:lang w:val="zh_TW" w:bidi="zh_TW"/>
+        </w:rPr>
+        <w:t>彌3:11</w:t>
+      </w:r>
       <w:r>
         <w:rPr>
           <w:lang w:val="zh_TW" w:bidi="zh_TW"/>
         </w:rPr>
         <w:t>；</w:t>
       </w:r>
-      <w:hyperlink r:id="rId43">
-        <w:r>
-          <w:rPr>
-            <w:lang w:val="zh_TW" w:bidi="zh_TW"/>
-          </w:rPr>
-          <w:rPr>
-            <w:color w:val="0000EE"/>
-            <w:u w:val="single"/>
-          </w:rPr>
-          <w:t>瑪2:7</w:t>
-        </w:r>
-      </w:hyperlink>
+      <w:r>
+        <w:rPr>
+          <w:lang w:val="zh_TW" w:bidi="zh_TW"/>
+        </w:rPr>
+        <w:t>瑪2:7</w:t>
+      </w:r>
       <w:r>
         <w:rPr>
           <w:lang w:val="zh_TW" w:bidi="zh_TW"/>
@@ -1549,72 +1357,48 @@
         </w:rPr>
         <w:t>最為人熟悉的莫過於祭司在禮儀中扮演的中介（meditation）角色，無論是由摩西（</w:t>
       </w:r>
-      <w:hyperlink r:id="rId44">
-        <w:r>
-          <w:rPr>
-            <w:lang w:val="zh_TW" w:bidi="zh_TW"/>
-          </w:rPr>
-          <w:rPr>
-            <w:color w:val="0000EE"/>
-            <w:u w:val="single"/>
-          </w:rPr>
-          <w:t>出24:4–8</w:t>
-        </w:r>
-      </w:hyperlink>
+      <w:r>
+        <w:rPr>
+          <w:lang w:val="zh_TW" w:bidi="zh_TW"/>
+        </w:rPr>
+        <w:t>出24:4–8</w:t>
+      </w:r>
       <w:r>
         <w:rPr>
           <w:lang w:val="zh_TW" w:bidi="zh_TW"/>
         </w:rPr>
         <w:t>）或是由受過崇拜儀式訓練的指定人員（</w:t>
       </w:r>
-      <w:hyperlink r:id="rId45">
-        <w:r>
-          <w:rPr>
-            <w:lang w:val="zh_TW" w:bidi="zh_TW"/>
-          </w:rPr>
-          <w:rPr>
-            <w:color w:val="0000EE"/>
-            <w:u w:val="single"/>
-          </w:rPr>
-          <w:t>28:1</w:t>
-        </w:r>
-      </w:hyperlink>
+      <w:r>
+        <w:rPr>
+          <w:lang w:val="zh_TW" w:bidi="zh_TW"/>
+        </w:rPr>
+        <w:t>28:1</w:t>
+      </w:r>
       <w:r>
         <w:rPr>
           <w:lang w:val="zh_TW" w:bidi="zh_TW"/>
         </w:rPr>
         <w:t>）來進行。由於以色列強調神的聖潔，祭祀贖罪或「遮蓋」罪在祭司作為中介中佔有重要地位。祭司在神面前代表人民表達悔罪、認罪和祈求寬恕，肩負著、胸前佩戴著各支派的名字，並反過來代表神，保證祂的恩惠、寬恕和保護（見</w:t>
       </w:r>
-      <w:hyperlink r:id="rId46">
-        <w:r>
-          <w:rPr>
-            <w:lang w:val="zh_TW" w:bidi="zh_TW"/>
-          </w:rPr>
-          <w:rPr>
-            <w:color w:val="0000EE"/>
-            <w:u w:val="single"/>
-          </w:rPr>
-          <w:t>來5:1–4</w:t>
-        </w:r>
-      </w:hyperlink>
+      <w:r>
+        <w:rPr>
+          <w:lang w:val="zh_TW" w:bidi="zh_TW"/>
+        </w:rPr>
+        <w:t>來5:1–4</w:t>
+      </w:r>
       <w:r>
         <w:rPr>
           <w:lang w:val="zh_TW" w:bidi="zh_TW"/>
         </w:rPr>
         <w:t>，</w:t>
       </w:r>
-      <w:hyperlink r:id="rId47">
-        <w:r>
-          <w:rPr>
-            <w:lang w:val="zh_TW" w:bidi="zh_TW"/>
-          </w:rPr>
-          <w:rPr>
-            <w:color w:val="0000EE"/>
-            <w:u w:val="single"/>
-          </w:rPr>
-          <w:t>7:27–10:11</w:t>
-        </w:r>
-      </w:hyperlink>
+      <w:r>
+        <w:rPr>
+          <w:lang w:val="zh_TW" w:bidi="zh_TW"/>
+        </w:rPr>
+        <w:t>7:27–10:11</w:t>
+      </w:r>
       <w:r>
         <w:rPr>
           <w:lang w:val="zh_TW" w:bidi="zh_TW"/>
@@ -1646,108 +1430,72 @@
         </w:rPr>
         <w:t>耶穌的使命自然地以中保的方式來描述，首先是作為一位先知，為神向人說話，使神被人所認識（</w:t>
       </w:r>
-      <w:hyperlink r:id="rId48">
-        <w:r>
-          <w:rPr>
-            <w:lang w:val="zh_TW" w:bidi="zh_TW"/>
-          </w:rPr>
-          <w:rPr>
-            <w:color w:val="0000EE"/>
-            <w:u w:val="single"/>
-          </w:rPr>
-          <w:t>可6:15</w:t>
-        </w:r>
-      </w:hyperlink>
+      <w:r>
+        <w:rPr>
+          <w:lang w:val="zh_TW" w:bidi="zh_TW"/>
+        </w:rPr>
+        <w:t>可6:15</w:t>
+      </w:r>
       <w:r>
         <w:rPr>
           <w:lang w:val="zh_TW" w:bidi="zh_TW"/>
         </w:rPr>
         <w:t>，</w:t>
       </w:r>
-      <w:hyperlink r:id="rId49">
-        <w:r>
-          <w:rPr>
-            <w:lang w:val="zh_TW" w:bidi="zh_TW"/>
-          </w:rPr>
-          <w:rPr>
-            <w:color w:val="0000EE"/>
-            <w:u w:val="single"/>
-          </w:rPr>
-          <w:t>8:28</w:t>
-        </w:r>
-      </w:hyperlink>
+      <w:r>
+        <w:rPr>
+          <w:lang w:val="zh_TW" w:bidi="zh_TW"/>
+        </w:rPr>
+        <w:t>8:28</w:t>
+      </w:r>
       <w:r>
         <w:rPr>
           <w:lang w:val="zh_TW" w:bidi="zh_TW"/>
         </w:rPr>
         <w:t>）。當應用於耶穌時，實際上的「中保」頭銜主要指的是祂建立了一個新約，確立了神與人之間的新關係（</w:t>
       </w:r>
-      <w:hyperlink r:id="rId50">
-        <w:r>
-          <w:rPr>
-            <w:lang w:val="zh_TW" w:bidi="zh_TW"/>
-          </w:rPr>
-          <w:rPr>
-            <w:color w:val="0000EE"/>
-            <w:u w:val="single"/>
-          </w:rPr>
-          <w:t>來8:6</w:t>
-        </w:r>
-      </w:hyperlink>
+      <w:r>
+        <w:rPr>
+          <w:lang w:val="zh_TW" w:bidi="zh_TW"/>
+        </w:rPr>
+        <w:t>來8:6</w:t>
+      </w:r>
       <w:r>
         <w:rPr>
           <w:lang w:val="zh_TW" w:bidi="zh_TW"/>
         </w:rPr>
         <w:t>，</w:t>
       </w:r>
-      <w:hyperlink r:id="rId51">
-        <w:r>
-          <w:rPr>
-            <w:lang w:val="zh_TW" w:bidi="zh_TW"/>
-          </w:rPr>
-          <w:rPr>
-            <w:color w:val="0000EE"/>
-            <w:u w:val="single"/>
-          </w:rPr>
-          <w:t>9:15</w:t>
-        </w:r>
-      </w:hyperlink>
+      <w:r>
+        <w:rPr>
+          <w:lang w:val="zh_TW" w:bidi="zh_TW"/>
+        </w:rPr>
+        <w:t>9:15</w:t>
+      </w:r>
       <w:r>
         <w:rPr>
           <w:lang w:val="zh_TW" w:bidi="zh_TW"/>
         </w:rPr>
         <w:t>，</w:t>
       </w:r>
-      <w:hyperlink r:id="rId52">
-        <w:r>
-          <w:rPr>
-            <w:lang w:val="zh_TW" w:bidi="zh_TW"/>
-          </w:rPr>
-          <w:rPr>
-            <w:color w:val="0000EE"/>
-            <w:u w:val="single"/>
-          </w:rPr>
-          <w:t>12:24</w:t>
-        </w:r>
-      </w:hyperlink>
+      <w:r>
+        <w:rPr>
+          <w:lang w:val="zh_TW" w:bidi="zh_TW"/>
+        </w:rPr>
+        <w:t>12:24</w:t>
+      </w:r>
       <w:r>
         <w:rPr>
           <w:lang w:val="zh_TW" w:bidi="zh_TW"/>
         </w:rPr>
         <w:t>）。另一個例子是</w:t>
       </w:r>
-      <w:hyperlink r:id="rId53">
-        <w:r>
-          <w:rPr>
-            <w:lang w:val="zh_TW" w:bidi="zh_TW"/>
-          </w:rPr>
-          <w:rPr>
-            <w:color w:val="0000EE"/>
-            <w:u w:val="single"/>
-          </w:rPr>
-          <w:t>提摩太前書二章5節</w:t>
-        </w:r>
-      </w:hyperlink>
+      <w:r>
+        <w:rPr>
+          <w:lang w:val="zh_TW" w:bidi="zh_TW"/>
+        </w:rPr>
+        <w:t>提摩太前書二章5節</w:t>
+      </w:r>
       <w:r>
         <w:rPr>
           <w:lang w:val="zh_TW" w:bidi="zh_TW"/>
@@ -1768,144 +1516,96 @@
         </w:rPr>
         <w:t>這最後的參考提到基督將自己作為「萬人的贖價」。這本質上是祭司的功能，亦是希伯來書的主題。基督作為神的兒子，神聖地被任命、無罪、受苦、受試探、同情並且順服，祂是獨有資格成為祂子民的大祭司。作為祭司，祂獻上一個完全的祭，並永遠活著為那些透過祂接近神的人代求。這種中保的職事使耶穌位於「神的右邊」。祂為人代求也在</w:t>
       </w:r>
-      <w:hyperlink r:id="rId54">
-        <w:r>
-          <w:rPr>
-            <w:lang w:val="zh_TW" w:bidi="zh_TW"/>
-          </w:rPr>
-          <w:rPr>
-            <w:color w:val="0000EE"/>
-            <w:u w:val="single"/>
-          </w:rPr>
-          <w:t>羅馬書八章34節</w:t>
-        </w:r>
-      </w:hyperlink>
+      <w:r>
+        <w:rPr>
+          <w:lang w:val="zh_TW" w:bidi="zh_TW"/>
+        </w:rPr>
+        <w:t>羅馬書八章34節</w:t>
+      </w:r>
       <w:r>
         <w:rPr>
           <w:lang w:val="zh_TW" w:bidi="zh_TW"/>
         </w:rPr>
         <w:t>中提到，可能也在</w:t>
       </w:r>
-      <w:hyperlink r:id="rId55">
-        <w:r>
-          <w:rPr>
-            <w:lang w:val="zh_TW" w:bidi="zh_TW"/>
-          </w:rPr>
-          <w:rPr>
-            <w:color w:val="0000EE"/>
-            <w:u w:val="single"/>
-          </w:rPr>
-          <w:t>約翰一書二章1節</w:t>
-        </w:r>
-      </w:hyperlink>
+      <w:r>
+        <w:rPr>
+          <w:lang w:val="zh_TW" w:bidi="zh_TW"/>
+        </w:rPr>
+        <w:t>約翰一書二章1節</w:t>
+      </w:r>
       <w:r>
         <w:rPr>
           <w:lang w:val="zh_TW" w:bidi="zh_TW"/>
         </w:rPr>
         <w:t>中提到，古希臘評論家和其他權威資料如此理解這裡應用於耶穌的「保惠師（希臘文：paraclete）」。祂成為中保獻祭在馬太福音（</w:t>
       </w:r>
-      <w:hyperlink r:id="rId56">
-        <w:r>
-          <w:rPr>
-            <w:lang w:val="zh_TW" w:bidi="zh_TW"/>
-          </w:rPr>
-          <w:rPr>
-            <w:color w:val="0000EE"/>
-            <w:u w:val="single"/>
-          </w:rPr>
-          <w:t>太26:28</w:t>
-        </w:r>
-      </w:hyperlink>
+      <w:r>
+        <w:rPr>
+          <w:lang w:val="zh_TW" w:bidi="zh_TW"/>
+        </w:rPr>
+        <w:t>太26:28</w:t>
+      </w:r>
       <w:r>
         <w:rPr>
           <w:lang w:val="zh_TW" w:bidi="zh_TW"/>
         </w:rPr>
         <w:t>）、約翰福音（</w:t>
       </w:r>
-      <w:hyperlink r:id="rId57">
-        <w:r>
-          <w:rPr>
-            <w:lang w:val="zh_TW" w:bidi="zh_TW"/>
-          </w:rPr>
-          <w:rPr>
-            <w:color w:val="0000EE"/>
-            <w:u w:val="single"/>
-          </w:rPr>
-          <w:t>約1:29</w:t>
-        </w:r>
-      </w:hyperlink>
+      <w:r>
+        <w:rPr>
+          <w:lang w:val="zh_TW" w:bidi="zh_TW"/>
+        </w:rPr>
+        <w:t>約1:29</w:t>
+      </w:r>
       <w:r>
         <w:rPr>
           <w:lang w:val="zh_TW" w:bidi="zh_TW"/>
         </w:rPr>
         <w:t>）、羅馬書（</w:t>
       </w:r>
-      <w:hyperlink r:id="rId58">
-        <w:r>
-          <w:rPr>
-            <w:lang w:val="zh_TW" w:bidi="zh_TW"/>
-          </w:rPr>
-          <w:rPr>
-            <w:color w:val="0000EE"/>
-            <w:u w:val="single"/>
-          </w:rPr>
-          <w:t>羅3:25</w:t>
-        </w:r>
-      </w:hyperlink>
+      <w:r>
+        <w:rPr>
+          <w:lang w:val="zh_TW" w:bidi="zh_TW"/>
+        </w:rPr>
+        <w:t>羅3:25</w:t>
+      </w:r>
       <w:r>
         <w:rPr>
           <w:lang w:val="zh_TW" w:bidi="zh_TW"/>
         </w:rPr>
         <w:t>）和約翰一書（</w:t>
       </w:r>
-      <w:hyperlink r:id="rId59">
-        <w:r>
-          <w:rPr>
-            <w:lang w:val="zh_TW" w:bidi="zh_TW"/>
-          </w:rPr>
-          <w:rPr>
-            <w:color w:val="0000EE"/>
-            <w:u w:val="single"/>
-          </w:rPr>
-          <w:t>約壹1:7</w:t>
-        </w:r>
-      </w:hyperlink>
+      <w:r>
+        <w:rPr>
+          <w:lang w:val="zh_TW" w:bidi="zh_TW"/>
+        </w:rPr>
+        <w:t>約壹1:7</w:t>
+      </w:r>
       <w:r>
         <w:rPr>
           <w:lang w:val="zh_TW" w:bidi="zh_TW"/>
         </w:rPr>
         <w:t>，</w:t>
       </w:r>
-      <w:hyperlink r:id="rId60">
-        <w:r>
-          <w:rPr>
-            <w:lang w:val="zh_TW" w:bidi="zh_TW"/>
-          </w:rPr>
-          <w:rPr>
-            <w:color w:val="0000EE"/>
-            <w:u w:val="single"/>
-          </w:rPr>
-          <w:t>2:2</w:t>
-        </w:r>
-      </w:hyperlink>
+      <w:r>
+        <w:rPr>
+          <w:lang w:val="zh_TW" w:bidi="zh_TW"/>
+        </w:rPr>
+        <w:t>2:2</w:t>
+      </w:r>
       <w:r>
         <w:rPr>
           <w:lang w:val="zh_TW" w:bidi="zh_TW"/>
         </w:rPr>
         <w:t>，</w:t>
       </w:r>
-      <w:hyperlink r:id="rId61">
-        <w:r>
-          <w:rPr>
-            <w:lang w:val="zh_TW" w:bidi="zh_TW"/>
-          </w:rPr>
-          <w:rPr>
-            <w:color w:val="0000EE"/>
-            <w:u w:val="single"/>
-          </w:rPr>
-          <w:t>4:10</w:t>
-        </w:r>
-      </w:hyperlink>
+      <w:r>
+        <w:rPr>
+          <w:lang w:val="zh_TW" w:bidi="zh_TW"/>
+        </w:rPr>
+        <w:t>4:10</w:t>
+      </w:r>
       <w:r>
         <w:rPr>
           <w:lang w:val="zh_TW" w:bidi="zh_TW"/>
@@ -1938,18 +1638,12 @@
         </w:rPr>
         <w:t>」都是「通過他」、「在他裡面」、「通過他的血」，以及「在他的名字裡」。神的目的在祂身上；祂在創造和救贖中作中保（</w:t>
       </w:r>
-      <w:hyperlink r:id="rId62">
-        <w:r>
-          <w:rPr>
-            <w:lang w:val="zh_TW" w:bidi="zh_TW"/>
-          </w:rPr>
-          <w:rPr>
-            <w:color w:val="0000EE"/>
-            <w:u w:val="single"/>
-          </w:rPr>
-          <w:t>西1:15、22</w:t>
-        </w:r>
-      </w:hyperlink>
+      <w:r>
+        <w:rPr>
+          <w:lang w:val="zh_TW" w:bidi="zh_TW"/>
+        </w:rPr>
+        <w:t>西1:15、22</w:t>
+      </w:r>
       <w:r>
         <w:rPr>
           <w:lang w:val="zh_TW" w:bidi="zh_TW"/>
@@ -1970,72 +1664,48 @@
         </w:rPr>
         <w:t>基督為中保是所有在神與人之間的中保的成全與終結。希伯來書開始即宣告基督超越所有其他中保——天使、摩西、亞倫的祭司職份。祂的祭司職份是永恆的，如同麥基洗德一樣。祂的獻祭是無法重複的，「一次獻上」，藉此，我們已被分別為聖永遠歸於神。他在神與人之間所建立的盟約提供了更好的應許、獻祭、聖所和盼望（</w:t>
       </w:r>
-      <w:hyperlink r:id="rId63">
-        <w:r>
-          <w:rPr>
-            <w:lang w:val="zh_TW" w:bidi="zh_TW"/>
-          </w:rPr>
-          <w:rPr>
-            <w:color w:val="0000EE"/>
-            <w:u w:val="single"/>
-          </w:rPr>
-          <w:t>來7:19</w:t>
-        </w:r>
-      </w:hyperlink>
+      <w:r>
+        <w:rPr>
+          <w:lang w:val="zh_TW" w:bidi="zh_TW"/>
+        </w:rPr>
+        <w:t>來7:19</w:t>
+      </w:r>
       <w:r>
         <w:rPr>
           <w:lang w:val="zh_TW" w:bidi="zh_TW"/>
         </w:rPr>
         <w:t>，</w:t>
       </w:r>
-      <w:hyperlink r:id="rId50">
-        <w:r>
-          <w:rPr>
-            <w:lang w:val="zh_TW" w:bidi="zh_TW"/>
-          </w:rPr>
-          <w:rPr>
-            <w:color w:val="0000EE"/>
-            <w:u w:val="single"/>
-          </w:rPr>
-          <w:t>8:6</w:t>
-        </w:r>
-      </w:hyperlink>
+      <w:r>
+        <w:rPr>
+          <w:lang w:val="zh_TW" w:bidi="zh_TW"/>
+        </w:rPr>
+        <w:t>8:6</w:t>
+      </w:r>
       <w:r>
         <w:rPr>
           <w:lang w:val="zh_TW" w:bidi="zh_TW"/>
         </w:rPr>
         <w:t>，</w:t>
       </w:r>
-      <w:hyperlink r:id="rId64">
-        <w:r>
-          <w:rPr>
-            <w:lang w:val="zh_TW" w:bidi="zh_TW"/>
-          </w:rPr>
-          <w:rPr>
-            <w:color w:val="0000EE"/>
-            <w:u w:val="single"/>
-          </w:rPr>
-          <w:t>9:1、11–15</w:t>
-        </w:r>
-      </w:hyperlink>
+      <w:r>
+        <w:rPr>
+          <w:lang w:val="zh_TW" w:bidi="zh_TW"/>
+        </w:rPr>
+        <w:t>9:1、11–15</w:t>
+      </w:r>
       <w:r>
         <w:rPr>
           <w:lang w:val="zh_TW" w:bidi="zh_TW"/>
         </w:rPr>
         <w:t>）。基督作為中保遠遠超過所有其他的中介，無可取代；祂是無與倫比且永遠的祭司（參：</w:t>
       </w:r>
-      <w:hyperlink r:id="rId53">
-        <w:r>
-          <w:rPr>
-            <w:lang w:val="zh_TW" w:bidi="zh_TW"/>
-          </w:rPr>
-          <w:rPr>
-            <w:color w:val="0000EE"/>
-            <w:u w:val="single"/>
-          </w:rPr>
-          <w:t>提前2:5</w:t>
-        </w:r>
-      </w:hyperlink>
+      <w:r>
+        <w:rPr>
+          <w:lang w:val="zh_TW" w:bidi="zh_TW"/>
+        </w:rPr>
+        <w:t>提前2:5</w:t>
+      </w:r>
       <w:r>
         <w:rPr>
           <w:lang w:val="zh_TW" w:bidi="zh_TW"/>
@@ -2056,36 +1726,24 @@
         </w:rPr>
         <w:t>雖然約翰沒有使用祭司的類比，但卻強調了同樣的真理。神聖與人類之間的鴻溝已被道成肉身決定性地跨越。基督不是站在神與人之間，而是通過成為人來將兩者結合在自己裡面。基督在創造之初就是神與人之間的中介，祂本身就是道，從神的角度來說，祂傳達神的心意，體現神的信息，並傳遞神的力量。從來沒有人見過神，但作為獨特的子和神聖的神，耶穌「表明」神出來（</w:t>
       </w:r>
-      <w:hyperlink r:id="rId65">
-        <w:r>
-          <w:rPr>
-            <w:lang w:val="zh_TW" w:bidi="zh_TW"/>
-          </w:rPr>
-          <w:rPr>
-            <w:color w:val="0000EE"/>
-            <w:u w:val="single"/>
-          </w:rPr>
-          <w:t>約1:18</w:t>
-        </w:r>
-      </w:hyperlink>
+      <w:r>
+        <w:rPr>
+          <w:lang w:val="zh_TW" w:bidi="zh_TW"/>
+        </w:rPr>
+        <w:t>約1:18</w:t>
+      </w:r>
       <w:r>
         <w:rPr>
           <w:lang w:val="zh_TW" w:bidi="zh_TW"/>
         </w:rPr>
         <w:t>）。從人的角度來看，耶穌為門徒祈禱（</w:t>
       </w:r>
-      <w:hyperlink r:id="rId66">
-        <w:r>
-          <w:rPr>
-            <w:lang w:val="zh_TW" w:bidi="zh_TW"/>
-          </w:rPr>
-          <w:rPr>
-            <w:color w:val="0000EE"/>
-            <w:u w:val="single"/>
-          </w:rPr>
-          <w:t>17</w:t>
-        </w:r>
-      </w:hyperlink>
+      <w:r>
+        <w:rPr>
+          <w:lang w:val="zh_TW" w:bidi="zh_TW"/>
+        </w:rPr>
+        <w:t>17</w:t>
+      </w:r>
       <w:r>
         <w:rPr>
           <w:lang w:val="zh_TW" w:bidi="zh_TW"/>
